--- a/documentation/Manuel-utilisateur.docx
+++ b/documentation/Manuel-utilisateur.docx
@@ -96,7 +96,7 @@
                     <pic:cNvPicPr/>
                   </pic:nvPicPr>
                   <pic:blipFill>
-                    <a:blip r:embed="rId7">
+                    <a:blip r:embed="rId8">
                       <a:extLst>
                         <a:ext uri="{28A0092B-C50C-407E-A947-70E740481C1C}">
                           <a14:useLocalDpi xmlns:a14="http://schemas.microsoft.com/office/drawing/2010/main" val="0"/>
@@ -147,7 +147,7 @@
           <w:szCs w:val="23"/>
           <w:lang w:val="en-GB"/>
         </w:rPr>
-        <w:t>2</w:t>
+        <w:t>4</w:t>
       </w:r>
       <w:r>
         <w:rPr>
@@ -261,7 +261,7 @@
           <w:r>
             <w:fldChar w:fldCharType="separate"/>
           </w:r>
-          <w:hyperlink w:anchor="_Toc238637470" w:history="1">
+          <w:hyperlink w:anchor="_Toc238775056" w:history="1">
             <w:r>
               <w:rPr>
                 <w:rStyle w:val="Lienhypertexte"/>
@@ -285,7 +285,7 @@
               <w:rPr>
                 <w:noProof/>
               </w:rPr>
-              <w:instrText xml:space="preserve"> PAGEREF _Toc238637470 \h </w:instrText>
+              <w:instrText xml:space="preserve"> PAGEREF _Toc238775056 \h </w:instrText>
             </w:r>
             <w:r>
               <w:rPr>
@@ -326,7 +326,7 @@
               <w14:ligatures w14:val="standardContextual"/>
             </w:rPr>
           </w:pPr>
-          <w:hyperlink w:anchor="_Toc238637471" w:history="1">
+          <w:hyperlink w:anchor="_Toc238775057" w:history="1">
             <w:r>
               <w:rPr>
                 <w:rStyle w:val="Lienhypertexte"/>
@@ -350,7 +350,7 @@
               <w:rPr>
                 <w:noProof/>
               </w:rPr>
-              <w:instrText xml:space="preserve"> PAGEREF _Toc238637471 \h </w:instrText>
+              <w:instrText xml:space="preserve"> PAGEREF _Toc238775057 \h </w:instrText>
             </w:r>
             <w:r>
               <w:rPr>
@@ -391,7 +391,7 @@
               <w14:ligatures w14:val="standardContextual"/>
             </w:rPr>
           </w:pPr>
-          <w:hyperlink w:anchor="_Toc238637472" w:history="1">
+          <w:hyperlink w:anchor="_Toc238775058" w:history="1">
             <w:r>
               <w:rPr>
                 <w:rStyle w:val="Lienhypertexte"/>
@@ -415,7 +415,7 @@
               <w:rPr>
                 <w:noProof/>
               </w:rPr>
-              <w:instrText xml:space="preserve"> PAGEREF _Toc238637472 \h </w:instrText>
+              <w:instrText xml:space="preserve"> PAGEREF _Toc238775058 \h </w:instrText>
             </w:r>
             <w:r>
               <w:rPr>
@@ -456,7 +456,7 @@
               <w14:ligatures w14:val="standardContextual"/>
             </w:rPr>
           </w:pPr>
-          <w:hyperlink w:anchor="_Toc238637473" w:history="1">
+          <w:hyperlink w:anchor="_Toc238775059" w:history="1">
             <w:r>
               <w:rPr>
                 <w:rStyle w:val="Lienhypertexte"/>
@@ -480,7 +480,7 @@
               <w:rPr>
                 <w:noProof/>
               </w:rPr>
-              <w:instrText xml:space="preserve"> PAGEREF _Toc238637473 \h </w:instrText>
+              <w:instrText xml:space="preserve"> PAGEREF _Toc238775059 \h </w:instrText>
             </w:r>
             <w:r>
               <w:rPr>
@@ -521,7 +521,7 @@
               <w14:ligatures w14:val="standardContextual"/>
             </w:rPr>
           </w:pPr>
-          <w:hyperlink w:anchor="_Toc238637474" w:history="1">
+          <w:hyperlink w:anchor="_Toc238775060" w:history="1">
             <w:r>
               <w:rPr>
                 <w:rStyle w:val="Lienhypertexte"/>
@@ -545,7 +545,7 @@
               <w:rPr>
                 <w:noProof/>
               </w:rPr>
-              <w:instrText xml:space="preserve"> PAGEREF _Toc238637474 \h </w:instrText>
+              <w:instrText xml:space="preserve"> PAGEREF _Toc238775060 \h </w:instrText>
             </w:r>
             <w:r>
               <w:rPr>
@@ -586,7 +586,7 @@
               <w14:ligatures w14:val="standardContextual"/>
             </w:rPr>
           </w:pPr>
-          <w:hyperlink w:anchor="_Toc238637475" w:history="1">
+          <w:hyperlink w:anchor="_Toc238775061" w:history="1">
             <w:r>
               <w:rPr>
                 <w:rStyle w:val="Lienhypertexte"/>
@@ -610,7 +610,7 @@
               <w:rPr>
                 <w:noProof/>
               </w:rPr>
-              <w:instrText xml:space="preserve"> PAGEREF _Toc238637475 \h </w:instrText>
+              <w:instrText xml:space="preserve"> PAGEREF _Toc238775061 \h </w:instrText>
             </w:r>
             <w:r>
               <w:rPr>
@@ -651,7 +651,7 @@
               <w14:ligatures w14:val="standardContextual"/>
             </w:rPr>
           </w:pPr>
-          <w:hyperlink w:anchor="_Toc238637476" w:history="1">
+          <w:hyperlink w:anchor="_Toc238775062" w:history="1">
             <w:r>
               <w:rPr>
                 <w:rStyle w:val="Lienhypertexte"/>
@@ -675,7 +675,7 @@
               <w:rPr>
                 <w:noProof/>
               </w:rPr>
-              <w:instrText xml:space="preserve"> PAGEREF _Toc238637476 \h </w:instrText>
+              <w:instrText xml:space="preserve"> PAGEREF _Toc238775062 \h </w:instrText>
             </w:r>
             <w:r>
               <w:rPr>
@@ -716,7 +716,7 @@
               <w14:ligatures w14:val="standardContextual"/>
             </w:rPr>
           </w:pPr>
-          <w:hyperlink w:anchor="_Toc238637477" w:history="1">
+          <w:hyperlink w:anchor="_Toc238775063" w:history="1">
             <w:r>
               <w:rPr>
                 <w:rStyle w:val="Lienhypertexte"/>
@@ -740,7 +740,7 @@
               <w:rPr>
                 <w:noProof/>
               </w:rPr>
-              <w:instrText xml:space="preserve"> PAGEREF _Toc238637477 \h </w:instrText>
+              <w:instrText xml:space="preserve"> PAGEREF _Toc238775063 \h </w:instrText>
             </w:r>
             <w:r>
               <w:rPr>
@@ -781,7 +781,7 @@
               <w14:ligatures w14:val="standardContextual"/>
             </w:rPr>
           </w:pPr>
-          <w:hyperlink w:anchor="_Toc238637478" w:history="1">
+          <w:hyperlink w:anchor="_Toc238775064" w:history="1">
             <w:r>
               <w:rPr>
                 <w:rStyle w:val="Lienhypertexte"/>
@@ -805,7 +805,7 @@
               <w:rPr>
                 <w:noProof/>
               </w:rPr>
-              <w:instrText xml:space="preserve"> PAGEREF _Toc238637478 \h </w:instrText>
+              <w:instrText xml:space="preserve"> PAGEREF _Toc238775064 \h </w:instrText>
             </w:r>
             <w:r>
               <w:rPr>
@@ -846,7 +846,7 @@
               <w14:ligatures w14:val="standardContextual"/>
             </w:rPr>
           </w:pPr>
-          <w:hyperlink w:anchor="_Toc238637479" w:history="1">
+          <w:hyperlink w:anchor="_Toc238775065" w:history="1">
             <w:r>
               <w:rPr>
                 <w:rStyle w:val="Lienhypertexte"/>
@@ -870,7 +870,7 @@
               <w:rPr>
                 <w:noProof/>
               </w:rPr>
-              <w:instrText xml:space="preserve"> PAGEREF _Toc238637479 \h </w:instrText>
+              <w:instrText xml:space="preserve"> PAGEREF _Toc238775065 \h </w:instrText>
             </w:r>
             <w:r>
               <w:rPr>
@@ -911,7 +911,7 @@
               <w14:ligatures w14:val="standardContextual"/>
             </w:rPr>
           </w:pPr>
-          <w:hyperlink w:anchor="_Toc238637480" w:history="1">
+          <w:hyperlink w:anchor="_Toc238775066" w:history="1">
             <w:r>
               <w:rPr>
                 <w:rStyle w:val="Lienhypertexte"/>
@@ -935,7 +935,7 @@
               <w:rPr>
                 <w:noProof/>
               </w:rPr>
-              <w:instrText xml:space="preserve"> PAGEREF _Toc238637480 \h </w:instrText>
+              <w:instrText xml:space="preserve"> PAGEREF _Toc238775066 \h </w:instrText>
             </w:r>
             <w:r>
               <w:rPr>
@@ -952,7 +952,7 @@
               <w:rPr>
                 <w:noProof/>
               </w:rPr>
-              <w:t>12</w:t>
+              <w:t>11</w:t>
             </w:r>
             <w:r>
               <w:rPr>
@@ -976,7 +976,7 @@
               <w14:ligatures w14:val="standardContextual"/>
             </w:rPr>
           </w:pPr>
-          <w:hyperlink w:anchor="_Toc238637481" w:history="1">
+          <w:hyperlink w:anchor="_Toc238775067" w:history="1">
             <w:r>
               <w:rPr>
                 <w:rStyle w:val="Lienhypertexte"/>
@@ -1000,7 +1000,7 @@
               <w:rPr>
                 <w:noProof/>
               </w:rPr>
-              <w:instrText xml:space="preserve"> PAGEREF _Toc238637481 \h </w:instrText>
+              <w:instrText xml:space="preserve"> PAGEREF _Toc238775067 \h </w:instrText>
             </w:r>
             <w:r>
               <w:rPr>
@@ -1017,7 +1017,7 @@
               <w:rPr>
                 <w:noProof/>
               </w:rPr>
-              <w:t>12</w:t>
+              <w:t>11</w:t>
             </w:r>
             <w:r>
               <w:rPr>
@@ -1041,7 +1041,7 @@
               <w14:ligatures w14:val="standardContextual"/>
             </w:rPr>
           </w:pPr>
-          <w:hyperlink w:anchor="_Toc238637482" w:history="1">
+          <w:hyperlink w:anchor="_Toc238775068" w:history="1">
             <w:r>
               <w:rPr>
                 <w:rStyle w:val="Lienhypertexte"/>
@@ -1065,7 +1065,7 @@
               <w:rPr>
                 <w:noProof/>
               </w:rPr>
-              <w:instrText xml:space="preserve"> PAGEREF _Toc238637482 \h </w:instrText>
+              <w:instrText xml:space="preserve"> PAGEREF _Toc238775068 \h </w:instrText>
             </w:r>
             <w:r>
               <w:rPr>
@@ -1082,7 +1082,7 @@
               <w:rPr>
                 <w:noProof/>
               </w:rPr>
-              <w:t>12</w:t>
+              <w:t>11</w:t>
             </w:r>
             <w:r>
               <w:rPr>
@@ -1106,7 +1106,7 @@
               <w14:ligatures w14:val="standardContextual"/>
             </w:rPr>
           </w:pPr>
-          <w:hyperlink w:anchor="_Toc238637483" w:history="1">
+          <w:hyperlink w:anchor="_Toc238775069" w:history="1">
             <w:r>
               <w:rPr>
                 <w:rStyle w:val="Lienhypertexte"/>
@@ -1130,7 +1130,7 @@
               <w:rPr>
                 <w:noProof/>
               </w:rPr>
-              <w:instrText xml:space="preserve"> PAGEREF _Toc238637483 \h </w:instrText>
+              <w:instrText xml:space="preserve"> PAGEREF _Toc238775069 \h </w:instrText>
             </w:r>
             <w:r>
               <w:rPr>
@@ -1147,7 +1147,7 @@
               <w:rPr>
                 <w:noProof/>
               </w:rPr>
-              <w:t>13</w:t>
+              <w:t>12</w:t>
             </w:r>
             <w:r>
               <w:rPr>
@@ -1171,7 +1171,7 @@
               <w14:ligatures w14:val="standardContextual"/>
             </w:rPr>
           </w:pPr>
-          <w:hyperlink w:anchor="_Toc238637484" w:history="1">
+          <w:hyperlink w:anchor="_Toc238775070" w:history="1">
             <w:r>
               <w:rPr>
                 <w:rStyle w:val="Lienhypertexte"/>
@@ -1195,7 +1195,7 @@
               <w:rPr>
                 <w:noProof/>
               </w:rPr>
-              <w:instrText xml:space="preserve"> PAGEREF _Toc238637484 \h </w:instrText>
+              <w:instrText xml:space="preserve"> PAGEREF _Toc238775070 \h </w:instrText>
             </w:r>
             <w:r>
               <w:rPr>
@@ -1212,7 +1212,7 @@
               <w:rPr>
                 <w:noProof/>
               </w:rPr>
-              <w:t>15</w:t>
+              <w:t>14</w:t>
             </w:r>
             <w:r>
               <w:rPr>
@@ -1236,7 +1236,7 @@
               <w14:ligatures w14:val="standardContextual"/>
             </w:rPr>
           </w:pPr>
-          <w:hyperlink w:anchor="_Toc238637485" w:history="1">
+          <w:hyperlink w:anchor="_Toc238775071" w:history="1">
             <w:r>
               <w:rPr>
                 <w:rStyle w:val="Lienhypertexte"/>
@@ -1260,7 +1260,7 @@
               <w:rPr>
                 <w:noProof/>
               </w:rPr>
-              <w:instrText xml:space="preserve"> PAGEREF _Toc238637485 \h </w:instrText>
+              <w:instrText xml:space="preserve"> PAGEREF _Toc238775071 \h </w:instrText>
             </w:r>
             <w:r>
               <w:rPr>
@@ -1277,7 +1277,7 @@
               <w:rPr>
                 <w:noProof/>
               </w:rPr>
-              <w:t>16</w:t>
+              <w:t>14</w:t>
             </w:r>
             <w:r>
               <w:rPr>
@@ -1301,7 +1301,7 @@
               <w14:ligatures w14:val="standardContextual"/>
             </w:rPr>
           </w:pPr>
-          <w:hyperlink w:anchor="_Toc238637486" w:history="1">
+          <w:hyperlink w:anchor="_Toc238775072" w:history="1">
             <w:r>
               <w:rPr>
                 <w:rStyle w:val="Lienhypertexte"/>
@@ -1325,7 +1325,7 @@
               <w:rPr>
                 <w:noProof/>
               </w:rPr>
-              <w:instrText xml:space="preserve"> PAGEREF _Toc238637486 \h </w:instrText>
+              <w:instrText xml:space="preserve"> PAGEREF _Toc238775072 \h </w:instrText>
             </w:r>
             <w:r>
               <w:rPr>
@@ -1342,7 +1342,7 @@
               <w:rPr>
                 <w:noProof/>
               </w:rPr>
-              <w:t>18</w:t>
+              <w:t>16</w:t>
             </w:r>
             <w:r>
               <w:rPr>
@@ -1366,7 +1366,7 @@
               <w14:ligatures w14:val="standardContextual"/>
             </w:rPr>
           </w:pPr>
-          <w:hyperlink w:anchor="_Toc238637487" w:history="1">
+          <w:hyperlink w:anchor="_Toc238775073" w:history="1">
             <w:r>
               <w:rPr>
                 <w:rStyle w:val="Lienhypertexte"/>
@@ -1390,7 +1390,7 @@
               <w:rPr>
                 <w:noProof/>
               </w:rPr>
-              <w:instrText xml:space="preserve"> PAGEREF _Toc238637487 \h </w:instrText>
+              <w:instrText xml:space="preserve"> PAGEREF _Toc238775073 \h </w:instrText>
             </w:r>
             <w:r>
               <w:rPr>
@@ -1407,7 +1407,7 @@
               <w:rPr>
                 <w:noProof/>
               </w:rPr>
-              <w:t>18</w:t>
+              <w:t>16</w:t>
             </w:r>
             <w:r>
               <w:rPr>
@@ -1431,7 +1431,7 @@
               <w14:ligatures w14:val="standardContextual"/>
             </w:rPr>
           </w:pPr>
-          <w:hyperlink w:anchor="_Toc238637488" w:history="1">
+          <w:hyperlink w:anchor="_Toc238775074" w:history="1">
             <w:r>
               <w:rPr>
                 <w:rStyle w:val="Lienhypertexte"/>
@@ -1455,7 +1455,7 @@
               <w:rPr>
                 <w:noProof/>
               </w:rPr>
-              <w:instrText xml:space="preserve"> PAGEREF _Toc238637488 \h </w:instrText>
+              <w:instrText xml:space="preserve"> PAGEREF _Toc238775074 \h </w:instrText>
             </w:r>
             <w:r>
               <w:rPr>
@@ -1472,7 +1472,7 @@
               <w:rPr>
                 <w:noProof/>
               </w:rPr>
-              <w:t>18</w:t>
+              <w:t>16</w:t>
             </w:r>
             <w:r>
               <w:rPr>
@@ -1496,7 +1496,7 @@
               <w14:ligatures w14:val="standardContextual"/>
             </w:rPr>
           </w:pPr>
-          <w:hyperlink w:anchor="_Toc238637489" w:history="1">
+          <w:hyperlink w:anchor="_Toc238775075" w:history="1">
             <w:r>
               <w:rPr>
                 <w:rStyle w:val="Lienhypertexte"/>
@@ -1520,7 +1520,7 @@
               <w:rPr>
                 <w:noProof/>
               </w:rPr>
-              <w:instrText xml:space="preserve"> PAGEREF _Toc238637489 \h </w:instrText>
+              <w:instrText xml:space="preserve"> PAGEREF _Toc238775075 \h </w:instrText>
             </w:r>
             <w:r>
               <w:rPr>
@@ -1537,7 +1537,7 @@
               <w:rPr>
                 <w:noProof/>
               </w:rPr>
-              <w:t>18</w:t>
+              <w:t>16</w:t>
             </w:r>
             <w:r>
               <w:rPr>
@@ -1561,7 +1561,7 @@
               <w14:ligatures w14:val="standardContextual"/>
             </w:rPr>
           </w:pPr>
-          <w:hyperlink w:anchor="_Toc238637490" w:history="1">
+          <w:hyperlink w:anchor="_Toc238775076" w:history="1">
             <w:r>
               <w:rPr>
                 <w:rStyle w:val="Lienhypertexte"/>
@@ -1585,7 +1585,7 @@
               <w:rPr>
                 <w:noProof/>
               </w:rPr>
-              <w:instrText xml:space="preserve"> PAGEREF _Toc238637490 \h </w:instrText>
+              <w:instrText xml:space="preserve"> PAGEREF _Toc238775076 \h </w:instrText>
             </w:r>
             <w:r>
               <w:rPr>
@@ -1602,7 +1602,7 @@
               <w:rPr>
                 <w:noProof/>
               </w:rPr>
-              <w:t>19</w:t>
+              <w:t>17</w:t>
             </w:r>
             <w:r>
               <w:rPr>
@@ -1626,7 +1626,7 @@
               <w14:ligatures w14:val="standardContextual"/>
             </w:rPr>
           </w:pPr>
-          <w:hyperlink w:anchor="_Toc238637491" w:history="1">
+          <w:hyperlink w:anchor="_Toc238775077" w:history="1">
             <w:r>
               <w:rPr>
                 <w:rStyle w:val="Lienhypertexte"/>
@@ -1650,7 +1650,7 @@
               <w:rPr>
                 <w:noProof/>
               </w:rPr>
-              <w:instrText xml:space="preserve"> PAGEREF _Toc238637491 \h </w:instrText>
+              <w:instrText xml:space="preserve"> PAGEREF _Toc238775077 \h </w:instrText>
             </w:r>
             <w:r>
               <w:rPr>
@@ -1667,7 +1667,7 @@
               <w:rPr>
                 <w:noProof/>
               </w:rPr>
-              <w:t>19</w:t>
+              <w:t>17</w:t>
             </w:r>
             <w:r>
               <w:rPr>
@@ -1691,7 +1691,7 @@
               <w14:ligatures w14:val="standardContextual"/>
             </w:rPr>
           </w:pPr>
-          <w:hyperlink w:anchor="_Toc238637492" w:history="1">
+          <w:hyperlink w:anchor="_Toc238775078" w:history="1">
             <w:r>
               <w:rPr>
                 <w:rStyle w:val="Lienhypertexte"/>
@@ -1715,7 +1715,7 @@
               <w:rPr>
                 <w:noProof/>
               </w:rPr>
-              <w:instrText xml:space="preserve"> PAGEREF _Toc238637492 \h </w:instrText>
+              <w:instrText xml:space="preserve"> PAGEREF _Toc238775078 \h </w:instrText>
             </w:r>
             <w:r>
               <w:rPr>
@@ -1732,7 +1732,7 @@
               <w:rPr>
                 <w:noProof/>
               </w:rPr>
-              <w:t>20</w:t>
+              <w:t>18</w:t>
             </w:r>
             <w:r>
               <w:rPr>
@@ -1756,7 +1756,7 @@
               <w14:ligatures w14:val="standardContextual"/>
             </w:rPr>
           </w:pPr>
-          <w:hyperlink w:anchor="_Toc238637493" w:history="1">
+          <w:hyperlink w:anchor="_Toc238775079" w:history="1">
             <w:r>
               <w:rPr>
                 <w:rStyle w:val="Lienhypertexte"/>
@@ -1780,7 +1780,7 @@
               <w:rPr>
                 <w:noProof/>
               </w:rPr>
-              <w:instrText xml:space="preserve"> PAGEREF _Toc238637493 \h </w:instrText>
+              <w:instrText xml:space="preserve"> PAGEREF _Toc238775079 \h </w:instrText>
             </w:r>
             <w:r>
               <w:rPr>
@@ -1797,7 +1797,7 @@
               <w:rPr>
                 <w:noProof/>
               </w:rPr>
-              <w:t>20</w:t>
+              <w:t>18</w:t>
             </w:r>
             <w:r>
               <w:rPr>
@@ -1821,7 +1821,7 @@
               <w14:ligatures w14:val="standardContextual"/>
             </w:rPr>
           </w:pPr>
-          <w:hyperlink w:anchor="_Toc238637494" w:history="1">
+          <w:hyperlink w:anchor="_Toc238775080" w:history="1">
             <w:r>
               <w:rPr>
                 <w:rStyle w:val="Lienhypertexte"/>
@@ -1845,7 +1845,7 @@
               <w:rPr>
                 <w:noProof/>
               </w:rPr>
-              <w:instrText xml:space="preserve"> PAGEREF _Toc238637494 \h </w:instrText>
+              <w:instrText xml:space="preserve"> PAGEREF _Toc238775080 \h </w:instrText>
             </w:r>
             <w:r>
               <w:rPr>
@@ -1862,7 +1862,7 @@
               <w:rPr>
                 <w:noProof/>
               </w:rPr>
-              <w:t>21</w:t>
+              <w:t>19</w:t>
             </w:r>
             <w:r>
               <w:rPr>
@@ -1886,7 +1886,7 @@
               <w14:ligatures w14:val="standardContextual"/>
             </w:rPr>
           </w:pPr>
-          <w:hyperlink w:anchor="_Toc238637495" w:history="1">
+          <w:hyperlink w:anchor="_Toc238775081" w:history="1">
             <w:r>
               <w:rPr>
                 <w:rStyle w:val="Lienhypertexte"/>
@@ -1910,7 +1910,7 @@
               <w:rPr>
                 <w:noProof/>
               </w:rPr>
-              <w:instrText xml:space="preserve"> PAGEREF _Toc238637495 \h </w:instrText>
+              <w:instrText xml:space="preserve"> PAGEREF _Toc238775081 \h </w:instrText>
             </w:r>
             <w:r>
               <w:rPr>
@@ -1927,7 +1927,7 @@
               <w:rPr>
                 <w:noProof/>
               </w:rPr>
-              <w:t>21</w:t>
+              <w:t>19</w:t>
             </w:r>
             <w:r>
               <w:rPr>
@@ -1951,7 +1951,7 @@
               <w14:ligatures w14:val="standardContextual"/>
             </w:rPr>
           </w:pPr>
-          <w:hyperlink w:anchor="_Toc238637496" w:history="1">
+          <w:hyperlink w:anchor="_Toc238775082" w:history="1">
             <w:r>
               <w:rPr>
                 <w:rStyle w:val="Lienhypertexte"/>
@@ -1975,7 +1975,7 @@
               <w:rPr>
                 <w:noProof/>
               </w:rPr>
-              <w:instrText xml:space="preserve"> PAGEREF _Toc238637496 \h </w:instrText>
+              <w:instrText xml:space="preserve"> PAGEREF _Toc238775082 \h </w:instrText>
             </w:r>
             <w:r>
               <w:rPr>
@@ -1992,7 +1992,7 @@
               <w:rPr>
                 <w:noProof/>
               </w:rPr>
-              <w:t>22</w:t>
+              <w:t>20</w:t>
             </w:r>
             <w:r>
               <w:rPr>
@@ -2016,7 +2016,7 @@
               <w14:ligatures w14:val="standardContextual"/>
             </w:rPr>
           </w:pPr>
-          <w:hyperlink w:anchor="_Toc238637497" w:history="1">
+          <w:hyperlink w:anchor="_Toc238775083" w:history="1">
             <w:r>
               <w:rPr>
                 <w:rStyle w:val="Lienhypertexte"/>
@@ -2040,7 +2040,7 @@
               <w:rPr>
                 <w:noProof/>
               </w:rPr>
-              <w:instrText xml:space="preserve"> PAGEREF _Toc238637497 \h </w:instrText>
+              <w:instrText xml:space="preserve"> PAGEREF _Toc238775083 \h </w:instrText>
             </w:r>
             <w:r>
               <w:rPr>
@@ -2057,7 +2057,7 @@
               <w:rPr>
                 <w:noProof/>
               </w:rPr>
-              <w:t>23</w:t>
+              <w:t>21</w:t>
             </w:r>
             <w:r>
               <w:rPr>
@@ -2081,7 +2081,7 @@
               <w14:ligatures w14:val="standardContextual"/>
             </w:rPr>
           </w:pPr>
-          <w:hyperlink w:anchor="_Toc238637498" w:history="1">
+          <w:hyperlink w:anchor="_Toc238775084" w:history="1">
             <w:r>
               <w:rPr>
                 <w:rStyle w:val="Lienhypertexte"/>
@@ -2105,7 +2105,7 @@
               <w:rPr>
                 <w:noProof/>
               </w:rPr>
-              <w:instrText xml:space="preserve"> PAGEREF _Toc238637498 \h </w:instrText>
+              <w:instrText xml:space="preserve"> PAGEREF _Toc238775084 \h </w:instrText>
             </w:r>
             <w:r>
               <w:rPr>
@@ -2122,7 +2122,7 @@
               <w:rPr>
                 <w:noProof/>
               </w:rPr>
-              <w:t>23</w:t>
+              <w:t>21</w:t>
             </w:r>
             <w:r>
               <w:rPr>
@@ -2146,7 +2146,7 @@
               <w14:ligatures w14:val="standardContextual"/>
             </w:rPr>
           </w:pPr>
-          <w:hyperlink w:anchor="_Toc238637499" w:history="1">
+          <w:hyperlink w:anchor="_Toc238775085" w:history="1">
             <w:r>
               <w:rPr>
                 <w:rStyle w:val="Lienhypertexte"/>
@@ -2170,7 +2170,7 @@
               <w:rPr>
                 <w:noProof/>
               </w:rPr>
-              <w:instrText xml:space="preserve"> PAGEREF _Toc238637499 \h </w:instrText>
+              <w:instrText xml:space="preserve"> PAGEREF _Toc238775085 \h </w:instrText>
             </w:r>
             <w:r>
               <w:rPr>
@@ -2187,7 +2187,7 @@
               <w:rPr>
                 <w:noProof/>
               </w:rPr>
-              <w:t>25</w:t>
+              <w:t>23</w:t>
             </w:r>
             <w:r>
               <w:rPr>
@@ -2211,7 +2211,7 @@
               <w14:ligatures w14:val="standardContextual"/>
             </w:rPr>
           </w:pPr>
-          <w:hyperlink w:anchor="_Toc238637500" w:history="1">
+          <w:hyperlink w:anchor="_Toc238775086" w:history="1">
             <w:r>
               <w:rPr>
                 <w:rStyle w:val="Lienhypertexte"/>
@@ -2235,7 +2235,7 @@
               <w:rPr>
                 <w:noProof/>
               </w:rPr>
-              <w:instrText xml:space="preserve"> PAGEREF _Toc238637500 \h </w:instrText>
+              <w:instrText xml:space="preserve"> PAGEREF _Toc238775086 \h </w:instrText>
             </w:r>
             <w:r>
               <w:rPr>
@@ -2252,7 +2252,7 @@
               <w:rPr>
                 <w:noProof/>
               </w:rPr>
-              <w:t>25</w:t>
+              <w:t>23</w:t>
             </w:r>
             <w:r>
               <w:rPr>
@@ -2276,7 +2276,7 @@
               <w14:ligatures w14:val="standardContextual"/>
             </w:rPr>
           </w:pPr>
-          <w:hyperlink w:anchor="_Toc238637501" w:history="1">
+          <w:hyperlink w:anchor="_Toc238775087" w:history="1">
             <w:r>
               <w:rPr>
                 <w:rStyle w:val="Lienhypertexte"/>
@@ -2300,7 +2300,7 @@
               <w:rPr>
                 <w:noProof/>
               </w:rPr>
-              <w:instrText xml:space="preserve"> PAGEREF _Toc238637501 \h </w:instrText>
+              <w:instrText xml:space="preserve"> PAGEREF _Toc238775087 \h </w:instrText>
             </w:r>
             <w:r>
               <w:rPr>
@@ -2317,7 +2317,7 @@
               <w:rPr>
                 <w:noProof/>
               </w:rPr>
-              <w:t>25</w:t>
+              <w:t>23</w:t>
             </w:r>
             <w:r>
               <w:rPr>
@@ -2341,7 +2341,7 @@
               <w14:ligatures w14:val="standardContextual"/>
             </w:rPr>
           </w:pPr>
-          <w:hyperlink w:anchor="_Toc238637502" w:history="1">
+          <w:hyperlink w:anchor="_Toc238775088" w:history="1">
             <w:r>
               <w:rPr>
                 <w:rStyle w:val="Lienhypertexte"/>
@@ -2365,7 +2365,7 @@
               <w:rPr>
                 <w:noProof/>
               </w:rPr>
-              <w:instrText xml:space="preserve"> PAGEREF _Toc238637502 \h </w:instrText>
+              <w:instrText xml:space="preserve"> PAGEREF _Toc238775088 \h </w:instrText>
             </w:r>
             <w:r>
               <w:rPr>
@@ -2382,7 +2382,7 @@
               <w:rPr>
                 <w:noProof/>
               </w:rPr>
-              <w:t>25</w:t>
+              <w:t>23</w:t>
             </w:r>
             <w:r>
               <w:rPr>
@@ -2406,7 +2406,7 @@
               <w14:ligatures w14:val="standardContextual"/>
             </w:rPr>
           </w:pPr>
-          <w:hyperlink w:anchor="_Toc238637503" w:history="1">
+          <w:hyperlink w:anchor="_Toc238775089" w:history="1">
             <w:r>
               <w:rPr>
                 <w:rStyle w:val="Lienhypertexte"/>
@@ -2430,7 +2430,7 @@
               <w:rPr>
                 <w:noProof/>
               </w:rPr>
-              <w:instrText xml:space="preserve"> PAGEREF _Toc238637503 \h </w:instrText>
+              <w:instrText xml:space="preserve"> PAGEREF _Toc238775089 \h </w:instrText>
             </w:r>
             <w:r>
               <w:rPr>
@@ -2447,7 +2447,7 @@
               <w:rPr>
                 <w:noProof/>
               </w:rPr>
-              <w:t>26</w:t>
+              <w:t>24</w:t>
             </w:r>
             <w:r>
               <w:rPr>
@@ -2471,7 +2471,7 @@
               <w14:ligatures w14:val="standardContextual"/>
             </w:rPr>
           </w:pPr>
-          <w:hyperlink w:anchor="_Toc238637504" w:history="1">
+          <w:hyperlink w:anchor="_Toc238775090" w:history="1">
             <w:r>
               <w:rPr>
                 <w:rStyle w:val="Lienhypertexte"/>
@@ -2495,7 +2495,7 @@
               <w:rPr>
                 <w:noProof/>
               </w:rPr>
-              <w:instrText xml:space="preserve"> PAGEREF _Toc238637504 \h </w:instrText>
+              <w:instrText xml:space="preserve"> PAGEREF _Toc238775090 \h </w:instrText>
             </w:r>
             <w:r>
               <w:rPr>
@@ -2512,7 +2512,7 @@
               <w:rPr>
                 <w:noProof/>
               </w:rPr>
-              <w:t>26</w:t>
+              <w:t>24</w:t>
             </w:r>
             <w:r>
               <w:rPr>
@@ -2536,7 +2536,7 @@
               <w14:ligatures w14:val="standardContextual"/>
             </w:rPr>
           </w:pPr>
-          <w:hyperlink w:anchor="_Toc238637505" w:history="1">
+          <w:hyperlink w:anchor="_Toc238775091" w:history="1">
             <w:r>
               <w:rPr>
                 <w:rStyle w:val="Lienhypertexte"/>
@@ -2560,7 +2560,7 @@
               <w:rPr>
                 <w:noProof/>
               </w:rPr>
-              <w:instrText xml:space="preserve"> PAGEREF _Toc238637505 \h </w:instrText>
+              <w:instrText xml:space="preserve"> PAGEREF _Toc238775091 \h </w:instrText>
             </w:r>
             <w:r>
               <w:rPr>
@@ -2577,7 +2577,7 @@
               <w:rPr>
                 <w:noProof/>
               </w:rPr>
-              <w:t>27</w:t>
+              <w:t>25</w:t>
             </w:r>
             <w:r>
               <w:rPr>
@@ -2601,7 +2601,7 @@
               <w14:ligatures w14:val="standardContextual"/>
             </w:rPr>
           </w:pPr>
-          <w:hyperlink w:anchor="_Toc238637506" w:history="1">
+          <w:hyperlink w:anchor="_Toc238775092" w:history="1">
             <w:r>
               <w:rPr>
                 <w:rStyle w:val="Lienhypertexte"/>
@@ -2625,7 +2625,7 @@
               <w:rPr>
                 <w:noProof/>
               </w:rPr>
-              <w:instrText xml:space="preserve"> PAGEREF _Toc238637506 \h </w:instrText>
+              <w:instrText xml:space="preserve"> PAGEREF _Toc238775092 \h </w:instrText>
             </w:r>
             <w:r>
               <w:rPr>
@@ -2642,7 +2642,7 @@
               <w:rPr>
                 <w:noProof/>
               </w:rPr>
-              <w:t>27</w:t>
+              <w:t>25</w:t>
             </w:r>
             <w:r>
               <w:rPr>
@@ -2666,7 +2666,7 @@
               <w14:ligatures w14:val="standardContextual"/>
             </w:rPr>
           </w:pPr>
-          <w:hyperlink w:anchor="_Toc238637507" w:history="1">
+          <w:hyperlink w:anchor="_Toc238775093" w:history="1">
             <w:r>
               <w:rPr>
                 <w:rStyle w:val="Lienhypertexte"/>
@@ -2690,7 +2690,7 @@
               <w:rPr>
                 <w:noProof/>
               </w:rPr>
-              <w:instrText xml:space="preserve"> PAGEREF _Toc238637507 \h </w:instrText>
+              <w:instrText xml:space="preserve"> PAGEREF _Toc238775093 \h </w:instrText>
             </w:r>
             <w:r>
               <w:rPr>
@@ -2707,7 +2707,7 @@
               <w:rPr>
                 <w:noProof/>
               </w:rPr>
-              <w:t>27</w:t>
+              <w:t>25</w:t>
             </w:r>
             <w:r>
               <w:rPr>
@@ -2731,7 +2731,7 @@
               <w14:ligatures w14:val="standardContextual"/>
             </w:rPr>
           </w:pPr>
-          <w:hyperlink w:anchor="_Toc238637508" w:history="1">
+          <w:hyperlink w:anchor="_Toc238775094" w:history="1">
             <w:r>
               <w:rPr>
                 <w:rStyle w:val="Lienhypertexte"/>
@@ -2755,7 +2755,7 @@
               <w:rPr>
                 <w:noProof/>
               </w:rPr>
-              <w:instrText xml:space="preserve"> PAGEREF _Toc238637508 \h </w:instrText>
+              <w:instrText xml:space="preserve"> PAGEREF _Toc238775094 \h </w:instrText>
             </w:r>
             <w:r>
               <w:rPr>
@@ -2772,7 +2772,7 @@
               <w:rPr>
                 <w:noProof/>
               </w:rPr>
-              <w:t>27</w:t>
+              <w:t>25</w:t>
             </w:r>
             <w:r>
               <w:rPr>
@@ -2796,7 +2796,7 @@
               <w14:ligatures w14:val="standardContextual"/>
             </w:rPr>
           </w:pPr>
-          <w:hyperlink w:anchor="_Toc238637509" w:history="1">
+          <w:hyperlink w:anchor="_Toc238775095" w:history="1">
             <w:r>
               <w:rPr>
                 <w:rStyle w:val="Lienhypertexte"/>
@@ -2820,7 +2820,7 @@
               <w:rPr>
                 <w:noProof/>
               </w:rPr>
-              <w:instrText xml:space="preserve"> PAGEREF _Toc238637509 \h </w:instrText>
+              <w:instrText xml:space="preserve"> PAGEREF _Toc238775095 \h </w:instrText>
             </w:r>
             <w:r>
               <w:rPr>
@@ -2837,7 +2837,7 @@
               <w:rPr>
                 <w:noProof/>
               </w:rPr>
-              <w:t>28</w:t>
+              <w:t>26</w:t>
             </w:r>
             <w:r>
               <w:rPr>
@@ -2861,7 +2861,7 @@
               <w14:ligatures w14:val="standardContextual"/>
             </w:rPr>
           </w:pPr>
-          <w:hyperlink w:anchor="_Toc238637510" w:history="1">
+          <w:hyperlink w:anchor="_Toc238775096" w:history="1">
             <w:r>
               <w:rPr>
                 <w:rStyle w:val="Lienhypertexte"/>
@@ -2885,7 +2885,7 @@
               <w:rPr>
                 <w:noProof/>
               </w:rPr>
-              <w:instrText xml:space="preserve"> PAGEREF _Toc238637510 \h </w:instrText>
+              <w:instrText xml:space="preserve"> PAGEREF _Toc238775096 \h </w:instrText>
             </w:r>
             <w:r>
               <w:rPr>
@@ -2902,7 +2902,7 @@
               <w:rPr>
                 <w:noProof/>
               </w:rPr>
-              <w:t>28</w:t>
+              <w:t>26</w:t>
             </w:r>
             <w:r>
               <w:rPr>
@@ -2926,7 +2926,7 @@
               <w14:ligatures w14:val="standardContextual"/>
             </w:rPr>
           </w:pPr>
-          <w:hyperlink w:anchor="_Toc238637511" w:history="1">
+          <w:hyperlink w:anchor="_Toc238775097" w:history="1">
             <w:r>
               <w:rPr>
                 <w:rStyle w:val="Lienhypertexte"/>
@@ -2950,7 +2950,7 @@
               <w:rPr>
                 <w:noProof/>
               </w:rPr>
-              <w:instrText xml:space="preserve"> PAGEREF _Toc238637511 \h </w:instrText>
+              <w:instrText xml:space="preserve"> PAGEREF _Toc238775097 \h </w:instrText>
             </w:r>
             <w:r>
               <w:rPr>
@@ -2967,7 +2967,7 @@
               <w:rPr>
                 <w:noProof/>
               </w:rPr>
-              <w:t>29</w:t>
+              <w:t>27</w:t>
             </w:r>
             <w:r>
               <w:rPr>
@@ -2991,7 +2991,7 @@
               <w14:ligatures w14:val="standardContextual"/>
             </w:rPr>
           </w:pPr>
-          <w:hyperlink w:anchor="_Toc238637512" w:history="1">
+          <w:hyperlink w:anchor="_Toc238775098" w:history="1">
             <w:r>
               <w:rPr>
                 <w:rStyle w:val="Lienhypertexte"/>
@@ -3015,7 +3015,7 @@
               <w:rPr>
                 <w:noProof/>
               </w:rPr>
-              <w:instrText xml:space="preserve"> PAGEREF _Toc238637512 \h </w:instrText>
+              <w:instrText xml:space="preserve"> PAGEREF _Toc238775098 \h </w:instrText>
             </w:r>
             <w:r>
               <w:rPr>
@@ -3032,7 +3032,7 @@
               <w:rPr>
                 <w:noProof/>
               </w:rPr>
-              <w:t>30</w:t>
+              <w:t>28</w:t>
             </w:r>
             <w:r>
               <w:rPr>
@@ -3056,7 +3056,7 @@
               <w14:ligatures w14:val="standardContextual"/>
             </w:rPr>
           </w:pPr>
-          <w:hyperlink w:anchor="_Toc238637513" w:history="1">
+          <w:hyperlink w:anchor="_Toc238775099" w:history="1">
             <w:r>
               <w:rPr>
                 <w:rStyle w:val="Lienhypertexte"/>
@@ -3080,7 +3080,7 @@
               <w:rPr>
                 <w:noProof/>
               </w:rPr>
-              <w:instrText xml:space="preserve"> PAGEREF _Toc238637513 \h </w:instrText>
+              <w:instrText xml:space="preserve"> PAGEREF _Toc238775099 \h </w:instrText>
             </w:r>
             <w:r>
               <w:rPr>
@@ -3097,7 +3097,7 @@
               <w:rPr>
                 <w:noProof/>
               </w:rPr>
-              <w:t>30</w:t>
+              <w:t>28</w:t>
             </w:r>
             <w:r>
               <w:rPr>
@@ -3121,7 +3121,7 @@
               <w14:ligatures w14:val="standardContextual"/>
             </w:rPr>
           </w:pPr>
-          <w:hyperlink w:anchor="_Toc238637514" w:history="1">
+          <w:hyperlink w:anchor="_Toc238775100" w:history="1">
             <w:r>
               <w:rPr>
                 <w:rStyle w:val="Lienhypertexte"/>
@@ -3145,7 +3145,7 @@
               <w:rPr>
                 <w:noProof/>
               </w:rPr>
-              <w:instrText xml:space="preserve"> PAGEREF _Toc238637514 \h </w:instrText>
+              <w:instrText xml:space="preserve"> PAGEREF _Toc238775100 \h </w:instrText>
             </w:r>
             <w:r>
               <w:rPr>
@@ -3162,7 +3162,7 @@
               <w:rPr>
                 <w:noProof/>
               </w:rPr>
-              <w:t>30</w:t>
+              <w:t>28</w:t>
             </w:r>
             <w:r>
               <w:rPr>
@@ -3186,7 +3186,7 @@
               <w14:ligatures w14:val="standardContextual"/>
             </w:rPr>
           </w:pPr>
-          <w:hyperlink w:anchor="_Toc238637515" w:history="1">
+          <w:hyperlink w:anchor="_Toc238775101" w:history="1">
             <w:r>
               <w:rPr>
                 <w:rStyle w:val="Lienhypertexte"/>
@@ -3210,7 +3210,7 @@
               <w:rPr>
                 <w:noProof/>
               </w:rPr>
-              <w:instrText xml:space="preserve"> PAGEREF _Toc238637515 \h </w:instrText>
+              <w:instrText xml:space="preserve"> PAGEREF _Toc238775101 \h </w:instrText>
             </w:r>
             <w:r>
               <w:rPr>
@@ -3227,7 +3227,7 @@
               <w:rPr>
                 <w:noProof/>
               </w:rPr>
-              <w:t>31</w:t>
+              <w:t>29</w:t>
             </w:r>
             <w:r>
               <w:rPr>
@@ -3251,7 +3251,7 @@
               <w14:ligatures w14:val="standardContextual"/>
             </w:rPr>
           </w:pPr>
-          <w:hyperlink w:anchor="_Toc238637516" w:history="1">
+          <w:hyperlink w:anchor="_Toc238775102" w:history="1">
             <w:r>
               <w:rPr>
                 <w:rStyle w:val="Lienhypertexte"/>
@@ -3275,7 +3275,7 @@
               <w:rPr>
                 <w:noProof/>
               </w:rPr>
-              <w:instrText xml:space="preserve"> PAGEREF _Toc238637516 \h </w:instrText>
+              <w:instrText xml:space="preserve"> PAGEREF _Toc238775102 \h </w:instrText>
             </w:r>
             <w:r>
               <w:rPr>
@@ -3292,7 +3292,7 @@
               <w:rPr>
                 <w:noProof/>
               </w:rPr>
-              <w:t>31</w:t>
+              <w:t>29</w:t>
             </w:r>
             <w:r>
               <w:rPr>
@@ -3316,7 +3316,7 @@
               <w14:ligatures w14:val="standardContextual"/>
             </w:rPr>
           </w:pPr>
-          <w:hyperlink w:anchor="_Toc238637517" w:history="1">
+          <w:hyperlink w:anchor="_Toc238775103" w:history="1">
             <w:r>
               <w:rPr>
                 <w:rStyle w:val="Lienhypertexte"/>
@@ -3340,7 +3340,7 @@
               <w:rPr>
                 <w:noProof/>
               </w:rPr>
-              <w:instrText xml:space="preserve"> PAGEREF _Toc238637517 \h </w:instrText>
+              <w:instrText xml:space="preserve"> PAGEREF _Toc238775103 \h </w:instrText>
             </w:r>
             <w:r>
               <w:rPr>
@@ -3357,7 +3357,7 @@
               <w:rPr>
                 <w:noProof/>
               </w:rPr>
-              <w:t>32</w:t>
+              <w:t>30</w:t>
             </w:r>
             <w:r>
               <w:rPr>
@@ -3381,7 +3381,7 @@
               <w14:ligatures w14:val="standardContextual"/>
             </w:rPr>
           </w:pPr>
-          <w:hyperlink w:anchor="_Toc238637518" w:history="1">
+          <w:hyperlink w:anchor="_Toc238775104" w:history="1">
             <w:r>
               <w:rPr>
                 <w:rStyle w:val="Lienhypertexte"/>
@@ -3405,7 +3405,7 @@
               <w:rPr>
                 <w:noProof/>
               </w:rPr>
-              <w:instrText xml:space="preserve"> PAGEREF _Toc238637518 \h </w:instrText>
+              <w:instrText xml:space="preserve"> PAGEREF _Toc238775104 \h </w:instrText>
             </w:r>
             <w:r>
               <w:rPr>
@@ -3422,7 +3422,7 @@
               <w:rPr>
                 <w:noProof/>
               </w:rPr>
-              <w:t>33</w:t>
+              <w:t>31</w:t>
             </w:r>
             <w:r>
               <w:rPr>
@@ -3446,7 +3446,7 @@
               <w14:ligatures w14:val="standardContextual"/>
             </w:rPr>
           </w:pPr>
-          <w:hyperlink w:anchor="_Toc238637519" w:history="1">
+          <w:hyperlink w:anchor="_Toc238775105" w:history="1">
             <w:r>
               <w:rPr>
                 <w:rStyle w:val="Lienhypertexte"/>
@@ -3470,7 +3470,7 @@
               <w:rPr>
                 <w:noProof/>
               </w:rPr>
-              <w:instrText xml:space="preserve"> PAGEREF _Toc238637519 \h </w:instrText>
+              <w:instrText xml:space="preserve"> PAGEREF _Toc238775105 \h </w:instrText>
             </w:r>
             <w:r>
               <w:rPr>
@@ -3487,7 +3487,7 @@
               <w:rPr>
                 <w:noProof/>
               </w:rPr>
-              <w:t>33</w:t>
+              <w:t>31</w:t>
             </w:r>
             <w:r>
               <w:rPr>
@@ -3511,7 +3511,7 @@
               <w14:ligatures w14:val="standardContextual"/>
             </w:rPr>
           </w:pPr>
-          <w:hyperlink w:anchor="_Toc238637520" w:history="1">
+          <w:hyperlink w:anchor="_Toc238775106" w:history="1">
             <w:r>
               <w:rPr>
                 <w:rStyle w:val="Lienhypertexte"/>
@@ -3535,7 +3535,7 @@
               <w:rPr>
                 <w:noProof/>
               </w:rPr>
-              <w:instrText xml:space="preserve"> PAGEREF _Toc238637520 \h </w:instrText>
+              <w:instrText xml:space="preserve"> PAGEREF _Toc238775106 \h </w:instrText>
             </w:r>
             <w:r>
               <w:rPr>
@@ -3552,7 +3552,7 @@
               <w:rPr>
                 <w:noProof/>
               </w:rPr>
-              <w:t>35</w:t>
+              <w:t>32</w:t>
             </w:r>
             <w:r>
               <w:rPr>
@@ -3576,7 +3576,7 @@
               <w14:ligatures w14:val="standardContextual"/>
             </w:rPr>
           </w:pPr>
-          <w:hyperlink w:anchor="_Toc238637521" w:history="1">
+          <w:hyperlink w:anchor="_Toc238775107" w:history="1">
             <w:r>
               <w:rPr>
                 <w:rStyle w:val="Lienhypertexte"/>
@@ -3600,7 +3600,7 @@
               <w:rPr>
                 <w:noProof/>
               </w:rPr>
-              <w:instrText xml:space="preserve"> PAGEREF _Toc238637521 \h </w:instrText>
+              <w:instrText xml:space="preserve"> PAGEREF _Toc238775107 \h </w:instrText>
             </w:r>
             <w:r>
               <w:rPr>
@@ -3617,7 +3617,7 @@
               <w:rPr>
                 <w:noProof/>
               </w:rPr>
-              <w:t>35</w:t>
+              <w:t>32</w:t>
             </w:r>
             <w:r>
               <w:rPr>
@@ -3641,7 +3641,7 @@
               <w14:ligatures w14:val="standardContextual"/>
             </w:rPr>
           </w:pPr>
-          <w:hyperlink w:anchor="_Toc238637522" w:history="1">
+          <w:hyperlink w:anchor="_Toc238775108" w:history="1">
             <w:r>
               <w:rPr>
                 <w:rStyle w:val="Lienhypertexte"/>
@@ -3665,7 +3665,7 @@
               <w:rPr>
                 <w:noProof/>
               </w:rPr>
-              <w:instrText xml:space="preserve"> PAGEREF _Toc238637522 \h </w:instrText>
+              <w:instrText xml:space="preserve"> PAGEREF _Toc238775108 \h </w:instrText>
             </w:r>
             <w:r>
               <w:rPr>
@@ -3682,7 +3682,7 @@
               <w:rPr>
                 <w:noProof/>
               </w:rPr>
-              <w:t>35</w:t>
+              <w:t>32</w:t>
             </w:r>
             <w:r>
               <w:rPr>
@@ -3706,7 +3706,7 @@
               <w14:ligatures w14:val="standardContextual"/>
             </w:rPr>
           </w:pPr>
-          <w:hyperlink w:anchor="_Toc238637523" w:history="1">
+          <w:hyperlink w:anchor="_Toc238775109" w:history="1">
             <w:r>
               <w:rPr>
                 <w:rStyle w:val="Lienhypertexte"/>
@@ -3730,7 +3730,7 @@
               <w:rPr>
                 <w:noProof/>
               </w:rPr>
-              <w:instrText xml:space="preserve"> PAGEREF _Toc238637523 \h </w:instrText>
+              <w:instrText xml:space="preserve"> PAGEREF _Toc238775109 \h </w:instrText>
             </w:r>
             <w:r>
               <w:rPr>
@@ -3747,7 +3747,7 @@
               <w:rPr>
                 <w:noProof/>
               </w:rPr>
-              <w:t>35</w:t>
+              <w:t>32</w:t>
             </w:r>
             <w:r>
               <w:rPr>
@@ -3771,7 +3771,7 @@
               <w14:ligatures w14:val="standardContextual"/>
             </w:rPr>
           </w:pPr>
-          <w:hyperlink w:anchor="_Toc238637524" w:history="1">
+          <w:hyperlink w:anchor="_Toc238775110" w:history="1">
             <w:r>
               <w:rPr>
                 <w:rStyle w:val="Lienhypertexte"/>
@@ -3795,7 +3795,7 @@
               <w:rPr>
                 <w:noProof/>
               </w:rPr>
-              <w:instrText xml:space="preserve"> PAGEREF _Toc238637524 \h </w:instrText>
+              <w:instrText xml:space="preserve"> PAGEREF _Toc238775110 \h </w:instrText>
             </w:r>
             <w:r>
               <w:rPr>
@@ -3812,7 +3812,7 @@
               <w:rPr>
                 <w:noProof/>
               </w:rPr>
-              <w:t>37</w:t>
+              <w:t>34</w:t>
             </w:r>
             <w:r>
               <w:rPr>
@@ -3836,7 +3836,7 @@
               <w14:ligatures w14:val="standardContextual"/>
             </w:rPr>
           </w:pPr>
-          <w:hyperlink w:anchor="_Toc238637525" w:history="1">
+          <w:hyperlink w:anchor="_Toc238775111" w:history="1">
             <w:r>
               <w:rPr>
                 <w:rStyle w:val="Lienhypertexte"/>
@@ -3860,7 +3860,7 @@
               <w:rPr>
                 <w:noProof/>
               </w:rPr>
-              <w:instrText xml:space="preserve"> PAGEREF _Toc238637525 \h </w:instrText>
+              <w:instrText xml:space="preserve"> PAGEREF _Toc238775111 \h </w:instrText>
             </w:r>
             <w:r>
               <w:rPr>
@@ -3877,7 +3877,7 @@
               <w:rPr>
                 <w:noProof/>
               </w:rPr>
-              <w:t>38</w:t>
+              <w:t>35</w:t>
             </w:r>
             <w:r>
               <w:rPr>
@@ -3901,7 +3901,7 @@
               <w14:ligatures w14:val="standardContextual"/>
             </w:rPr>
           </w:pPr>
-          <w:hyperlink w:anchor="_Toc238637526" w:history="1">
+          <w:hyperlink w:anchor="_Toc238775112" w:history="1">
             <w:r>
               <w:rPr>
                 <w:rStyle w:val="Lienhypertexte"/>
@@ -3925,7 +3925,7 @@
               <w:rPr>
                 <w:noProof/>
               </w:rPr>
-              <w:instrText xml:space="preserve"> PAGEREF _Toc238637526 \h </w:instrText>
+              <w:instrText xml:space="preserve"> PAGEREF _Toc238775112 \h </w:instrText>
             </w:r>
             <w:r>
               <w:rPr>
@@ -3942,7 +3942,7 @@
               <w:rPr>
                 <w:noProof/>
               </w:rPr>
-              <w:t>39</w:t>
+              <w:t>36</w:t>
             </w:r>
             <w:r>
               <w:rPr>
@@ -3966,7 +3966,7 @@
               <w14:ligatures w14:val="standardContextual"/>
             </w:rPr>
           </w:pPr>
-          <w:hyperlink w:anchor="_Toc238637527" w:history="1">
+          <w:hyperlink w:anchor="_Toc238775113" w:history="1">
             <w:r>
               <w:rPr>
                 <w:rStyle w:val="Lienhypertexte"/>
@@ -3990,7 +3990,7 @@
               <w:rPr>
                 <w:noProof/>
               </w:rPr>
-              <w:instrText xml:space="preserve"> PAGEREF _Toc238637527 \h </w:instrText>
+              <w:instrText xml:space="preserve"> PAGEREF _Toc238775113 \h </w:instrText>
             </w:r>
             <w:r>
               <w:rPr>
@@ -4007,7 +4007,7 @@
               <w:rPr>
                 <w:noProof/>
               </w:rPr>
-              <w:t>40</w:t>
+              <w:t>37</w:t>
             </w:r>
             <w:r>
               <w:rPr>
@@ -4031,7 +4031,7 @@
               <w14:ligatures w14:val="standardContextual"/>
             </w:rPr>
           </w:pPr>
-          <w:hyperlink w:anchor="_Toc238637528" w:history="1">
+          <w:hyperlink w:anchor="_Toc238775114" w:history="1">
             <w:r>
               <w:rPr>
                 <w:rStyle w:val="Lienhypertexte"/>
@@ -4055,7 +4055,7 @@
               <w:rPr>
                 <w:noProof/>
               </w:rPr>
-              <w:instrText xml:space="preserve"> PAGEREF _Toc238637528 \h </w:instrText>
+              <w:instrText xml:space="preserve"> PAGEREF _Toc238775114 \h </w:instrText>
             </w:r>
             <w:r>
               <w:rPr>
@@ -4072,7 +4072,7 @@
               <w:rPr>
                 <w:noProof/>
               </w:rPr>
-              <w:t>40</w:t>
+              <w:t>37</w:t>
             </w:r>
             <w:r>
               <w:rPr>
@@ -4096,7 +4096,7 @@
               <w14:ligatures w14:val="standardContextual"/>
             </w:rPr>
           </w:pPr>
-          <w:hyperlink w:anchor="_Toc238637529" w:history="1">
+          <w:hyperlink w:anchor="_Toc238775115" w:history="1">
             <w:r>
               <w:rPr>
                 <w:rStyle w:val="Lienhypertexte"/>
@@ -4120,7 +4120,7 @@
               <w:rPr>
                 <w:noProof/>
               </w:rPr>
-              <w:instrText xml:space="preserve"> PAGEREF _Toc238637529 \h </w:instrText>
+              <w:instrText xml:space="preserve"> PAGEREF _Toc238775115 \h </w:instrText>
             </w:r>
             <w:r>
               <w:rPr>
@@ -4137,7 +4137,7 @@
               <w:rPr>
                 <w:noProof/>
               </w:rPr>
-              <w:t>41</w:t>
+              <w:t>37</w:t>
             </w:r>
             <w:r>
               <w:rPr>
@@ -4161,7 +4161,7 @@
               <w14:ligatures w14:val="standardContextual"/>
             </w:rPr>
           </w:pPr>
-          <w:hyperlink w:anchor="_Toc238637530" w:history="1">
+          <w:hyperlink w:anchor="_Toc238775116" w:history="1">
             <w:r>
               <w:rPr>
                 <w:rStyle w:val="Lienhypertexte"/>
@@ -4185,7 +4185,7 @@
               <w:rPr>
                 <w:noProof/>
               </w:rPr>
-              <w:instrText xml:space="preserve"> PAGEREF _Toc238637530 \h </w:instrText>
+              <w:instrText xml:space="preserve"> PAGEREF _Toc238775116 \h </w:instrText>
             </w:r>
             <w:r>
               <w:rPr>
@@ -4202,7 +4202,7 @@
               <w:rPr>
                 <w:noProof/>
               </w:rPr>
-              <w:t>43</w:t>
+              <w:t>40</w:t>
             </w:r>
             <w:r>
               <w:rPr>
@@ -4226,7 +4226,7 @@
               <w14:ligatures w14:val="standardContextual"/>
             </w:rPr>
           </w:pPr>
-          <w:hyperlink w:anchor="_Toc238637531" w:history="1">
+          <w:hyperlink w:anchor="_Toc238775117" w:history="1">
             <w:r>
               <w:rPr>
                 <w:rStyle w:val="Lienhypertexte"/>
@@ -4250,7 +4250,7 @@
               <w:rPr>
                 <w:noProof/>
               </w:rPr>
-              <w:instrText xml:space="preserve"> PAGEREF _Toc238637531 \h </w:instrText>
+              <w:instrText xml:space="preserve"> PAGEREF _Toc238775117 \h </w:instrText>
             </w:r>
             <w:r>
               <w:rPr>
@@ -4267,7 +4267,7 @@
               <w:rPr>
                 <w:noProof/>
               </w:rPr>
-              <w:t>43</w:t>
+              <w:t>40</w:t>
             </w:r>
             <w:r>
               <w:rPr>
@@ -4291,7 +4291,7 @@
               <w14:ligatures w14:val="standardContextual"/>
             </w:rPr>
           </w:pPr>
-          <w:hyperlink w:anchor="_Toc238637532" w:history="1">
+          <w:hyperlink w:anchor="_Toc238775118" w:history="1">
             <w:r>
               <w:rPr>
                 <w:rStyle w:val="Lienhypertexte"/>
@@ -4315,7 +4315,7 @@
               <w:rPr>
                 <w:noProof/>
               </w:rPr>
-              <w:instrText xml:space="preserve"> PAGEREF _Toc238637532 \h </w:instrText>
+              <w:instrText xml:space="preserve"> PAGEREF _Toc238775118 \h </w:instrText>
             </w:r>
             <w:r>
               <w:rPr>
@@ -4332,7 +4332,7 @@
               <w:rPr>
                 <w:noProof/>
               </w:rPr>
-              <w:t>43</w:t>
+              <w:t>40</w:t>
             </w:r>
             <w:r>
               <w:rPr>
@@ -4356,7 +4356,7 @@
               <w14:ligatures w14:val="standardContextual"/>
             </w:rPr>
           </w:pPr>
-          <w:hyperlink w:anchor="_Toc238637533" w:history="1">
+          <w:hyperlink w:anchor="_Toc238775119" w:history="1">
             <w:r>
               <w:rPr>
                 <w:rStyle w:val="Lienhypertexte"/>
@@ -4380,7 +4380,7 @@
               <w:rPr>
                 <w:noProof/>
               </w:rPr>
-              <w:instrText xml:space="preserve"> PAGEREF _Toc238637533 \h </w:instrText>
+              <w:instrText xml:space="preserve"> PAGEREF _Toc238775119 \h </w:instrText>
             </w:r>
             <w:r>
               <w:rPr>
@@ -4397,7 +4397,7 @@
               <w:rPr>
                 <w:noProof/>
               </w:rPr>
-              <w:t>43</w:t>
+              <w:t>40</w:t>
             </w:r>
             <w:r>
               <w:rPr>
@@ -4421,7 +4421,7 @@
               <w14:ligatures w14:val="standardContextual"/>
             </w:rPr>
           </w:pPr>
-          <w:hyperlink w:anchor="_Toc238637534" w:history="1">
+          <w:hyperlink w:anchor="_Toc238775120" w:history="1">
             <w:r>
               <w:rPr>
                 <w:rStyle w:val="Lienhypertexte"/>
@@ -4445,7 +4445,7 @@
               <w:rPr>
                 <w:noProof/>
               </w:rPr>
-              <w:instrText xml:space="preserve"> PAGEREF _Toc238637534 \h </w:instrText>
+              <w:instrText xml:space="preserve"> PAGEREF _Toc238775120 \h </w:instrText>
             </w:r>
             <w:r>
               <w:rPr>
@@ -4462,7 +4462,7 @@
               <w:rPr>
                 <w:noProof/>
               </w:rPr>
-              <w:t>44</w:t>
+              <w:t>41</w:t>
             </w:r>
             <w:r>
               <w:rPr>
@@ -4486,7 +4486,7 @@
               <w14:ligatures w14:val="standardContextual"/>
             </w:rPr>
           </w:pPr>
-          <w:hyperlink w:anchor="_Toc238637535" w:history="1">
+          <w:hyperlink w:anchor="_Toc238775121" w:history="1">
             <w:r>
               <w:rPr>
                 <w:rStyle w:val="Lienhypertexte"/>
@@ -4510,7 +4510,7 @@
               <w:rPr>
                 <w:noProof/>
               </w:rPr>
-              <w:instrText xml:space="preserve"> PAGEREF _Toc238637535 \h </w:instrText>
+              <w:instrText xml:space="preserve"> PAGEREF _Toc238775121 \h </w:instrText>
             </w:r>
             <w:r>
               <w:rPr>
@@ -4527,7 +4527,7 @@
               <w:rPr>
                 <w:noProof/>
               </w:rPr>
-              <w:t>45</w:t>
+              <w:t>42</w:t>
             </w:r>
             <w:r>
               <w:rPr>
@@ -4551,7 +4551,7 @@
               <w14:ligatures w14:val="standardContextual"/>
             </w:rPr>
           </w:pPr>
-          <w:hyperlink w:anchor="_Toc238637536" w:history="1">
+          <w:hyperlink w:anchor="_Toc238775122" w:history="1">
             <w:r>
               <w:rPr>
                 <w:rStyle w:val="Lienhypertexte"/>
@@ -4575,7 +4575,7 @@
               <w:rPr>
                 <w:noProof/>
               </w:rPr>
-              <w:instrText xml:space="preserve"> PAGEREF _Toc238637536 \h </w:instrText>
+              <w:instrText xml:space="preserve"> PAGEREF _Toc238775122 \h </w:instrText>
             </w:r>
             <w:r>
               <w:rPr>
@@ -4592,7 +4592,7 @@
               <w:rPr>
                 <w:noProof/>
               </w:rPr>
-              <w:t>45</w:t>
+              <w:t>42</w:t>
             </w:r>
             <w:r>
               <w:rPr>
@@ -4616,7 +4616,7 @@
               <w14:ligatures w14:val="standardContextual"/>
             </w:rPr>
           </w:pPr>
-          <w:hyperlink w:anchor="_Toc238637537" w:history="1">
+          <w:hyperlink w:anchor="_Toc238775123" w:history="1">
             <w:r>
               <w:rPr>
                 <w:rStyle w:val="Lienhypertexte"/>
@@ -4640,7 +4640,7 @@
               <w:rPr>
                 <w:noProof/>
               </w:rPr>
-              <w:instrText xml:space="preserve"> PAGEREF _Toc238637537 \h </w:instrText>
+              <w:instrText xml:space="preserve"> PAGEREF _Toc238775123 \h </w:instrText>
             </w:r>
             <w:r>
               <w:rPr>
@@ -4657,7 +4657,7 @@
               <w:rPr>
                 <w:noProof/>
               </w:rPr>
-              <w:t>45</w:t>
+              <w:t>42</w:t>
             </w:r>
             <w:r>
               <w:rPr>
@@ -4681,7 +4681,7 @@
               <w14:ligatures w14:val="standardContextual"/>
             </w:rPr>
           </w:pPr>
-          <w:hyperlink w:anchor="_Toc238637538" w:history="1">
+          <w:hyperlink w:anchor="_Toc238775124" w:history="1">
             <w:r>
               <w:rPr>
                 <w:rStyle w:val="Lienhypertexte"/>
@@ -4705,7 +4705,7 @@
               <w:rPr>
                 <w:noProof/>
               </w:rPr>
-              <w:instrText xml:space="preserve"> PAGEREF _Toc238637538 \h </w:instrText>
+              <w:instrText xml:space="preserve"> PAGEREF _Toc238775124 \h </w:instrText>
             </w:r>
             <w:r>
               <w:rPr>
@@ -4722,7 +4722,7 @@
               <w:rPr>
                 <w:noProof/>
               </w:rPr>
-              <w:t>46</w:t>
+              <w:t>43</w:t>
             </w:r>
             <w:r>
               <w:rPr>
@@ -4746,7 +4746,7 @@
               <w14:ligatures w14:val="standardContextual"/>
             </w:rPr>
           </w:pPr>
-          <w:hyperlink w:anchor="_Toc238637539" w:history="1">
+          <w:hyperlink w:anchor="_Toc238775125" w:history="1">
             <w:r>
               <w:rPr>
                 <w:rStyle w:val="Lienhypertexte"/>
@@ -4770,7 +4770,7 @@
               <w:rPr>
                 <w:noProof/>
               </w:rPr>
-              <w:instrText xml:space="preserve"> PAGEREF _Toc238637539 \h </w:instrText>
+              <w:instrText xml:space="preserve"> PAGEREF _Toc238775125 \h </w:instrText>
             </w:r>
             <w:r>
               <w:rPr>
@@ -4787,7 +4787,7 @@
               <w:rPr>
                 <w:noProof/>
               </w:rPr>
-              <w:t>47</w:t>
+              <w:t>44</w:t>
             </w:r>
             <w:r>
               <w:rPr>
@@ -4811,7 +4811,7 @@
               <w14:ligatures w14:val="standardContextual"/>
             </w:rPr>
           </w:pPr>
-          <w:hyperlink w:anchor="_Toc238637540" w:history="1">
+          <w:hyperlink w:anchor="_Toc238775126" w:history="1">
             <w:r>
               <w:rPr>
                 <w:rStyle w:val="Lienhypertexte"/>
@@ -4835,7 +4835,7 @@
               <w:rPr>
                 <w:noProof/>
               </w:rPr>
-              <w:instrText xml:space="preserve"> PAGEREF _Toc238637540 \h </w:instrText>
+              <w:instrText xml:space="preserve"> PAGEREF _Toc238775126 \h </w:instrText>
             </w:r>
             <w:r>
               <w:rPr>
@@ -4852,7 +4852,7 @@
               <w:rPr>
                 <w:noProof/>
               </w:rPr>
-              <w:t>47</w:t>
+              <w:t>44</w:t>
             </w:r>
             <w:r>
               <w:rPr>
@@ -4876,7 +4876,7 @@
               <w14:ligatures w14:val="standardContextual"/>
             </w:rPr>
           </w:pPr>
-          <w:hyperlink w:anchor="_Toc238637541" w:history="1">
+          <w:hyperlink w:anchor="_Toc238775127" w:history="1">
             <w:r>
               <w:rPr>
                 <w:rStyle w:val="Lienhypertexte"/>
@@ -4900,7 +4900,7 @@
               <w:rPr>
                 <w:noProof/>
               </w:rPr>
-              <w:instrText xml:space="preserve"> PAGEREF _Toc238637541 \h </w:instrText>
+              <w:instrText xml:space="preserve"> PAGEREF _Toc238775127 \h </w:instrText>
             </w:r>
             <w:r>
               <w:rPr>
@@ -4917,7 +4917,7 @@
               <w:rPr>
                 <w:noProof/>
               </w:rPr>
-              <w:t>47</w:t>
+              <w:t>44</w:t>
             </w:r>
             <w:r>
               <w:rPr>
@@ -4941,7 +4941,7 @@
               <w14:ligatures w14:val="standardContextual"/>
             </w:rPr>
           </w:pPr>
-          <w:hyperlink w:anchor="_Toc238637542" w:history="1">
+          <w:hyperlink w:anchor="_Toc238775128" w:history="1">
             <w:r>
               <w:rPr>
                 <w:rStyle w:val="Lienhypertexte"/>
@@ -4965,7 +4965,7 @@
               <w:rPr>
                 <w:noProof/>
               </w:rPr>
-              <w:instrText xml:space="preserve"> PAGEREF _Toc238637542 \h </w:instrText>
+              <w:instrText xml:space="preserve"> PAGEREF _Toc238775128 \h </w:instrText>
             </w:r>
             <w:r>
               <w:rPr>
@@ -4982,7 +4982,7 @@
               <w:rPr>
                 <w:noProof/>
               </w:rPr>
-              <w:t>48</w:t>
+              <w:t>45</w:t>
             </w:r>
             <w:r>
               <w:rPr>
@@ -5006,7 +5006,7 @@
               <w14:ligatures w14:val="standardContextual"/>
             </w:rPr>
           </w:pPr>
-          <w:hyperlink w:anchor="_Toc238637543" w:history="1">
+          <w:hyperlink w:anchor="_Toc238775129" w:history="1">
             <w:r>
               <w:rPr>
                 <w:rStyle w:val="Lienhypertexte"/>
@@ -5030,7 +5030,7 @@
               <w:rPr>
                 <w:noProof/>
               </w:rPr>
-              <w:instrText xml:space="preserve"> PAGEREF _Toc238637543 \h </w:instrText>
+              <w:instrText xml:space="preserve"> PAGEREF _Toc238775129 \h </w:instrText>
             </w:r>
             <w:r>
               <w:rPr>
@@ -5047,7 +5047,7 @@
               <w:rPr>
                 <w:noProof/>
               </w:rPr>
-              <w:t>48</w:t>
+              <w:t>45</w:t>
             </w:r>
             <w:r>
               <w:rPr>
@@ -5071,7 +5071,7 @@
               <w14:ligatures w14:val="standardContextual"/>
             </w:rPr>
           </w:pPr>
-          <w:hyperlink w:anchor="_Toc238637544" w:history="1">
+          <w:hyperlink w:anchor="_Toc238775130" w:history="1">
             <w:r>
               <w:rPr>
                 <w:rStyle w:val="Lienhypertexte"/>
@@ -5095,7 +5095,7 @@
               <w:rPr>
                 <w:noProof/>
               </w:rPr>
-              <w:instrText xml:space="preserve"> PAGEREF _Toc238637544 \h </w:instrText>
+              <w:instrText xml:space="preserve"> PAGEREF _Toc238775130 \h </w:instrText>
             </w:r>
             <w:r>
               <w:rPr>
@@ -5112,7 +5112,7 @@
               <w:rPr>
                 <w:noProof/>
               </w:rPr>
-              <w:t>48</w:t>
+              <w:t>45</w:t>
             </w:r>
             <w:r>
               <w:rPr>
@@ -5136,7 +5136,7 @@
               <w14:ligatures w14:val="standardContextual"/>
             </w:rPr>
           </w:pPr>
-          <w:hyperlink w:anchor="_Toc238637545" w:history="1">
+          <w:hyperlink w:anchor="_Toc238775131" w:history="1">
             <w:r>
               <w:rPr>
                 <w:rStyle w:val="Lienhypertexte"/>
@@ -5160,7 +5160,7 @@
               <w:rPr>
                 <w:noProof/>
               </w:rPr>
-              <w:instrText xml:space="preserve"> PAGEREF _Toc238637545 \h </w:instrText>
+              <w:instrText xml:space="preserve"> PAGEREF _Toc238775131 \h </w:instrText>
             </w:r>
             <w:r>
               <w:rPr>
@@ -5177,7 +5177,7 @@
               <w:rPr>
                 <w:noProof/>
               </w:rPr>
-              <w:t>49</w:t>
+              <w:t>46</w:t>
             </w:r>
             <w:r>
               <w:rPr>
@@ -5201,7 +5201,7 @@
               <w14:ligatures w14:val="standardContextual"/>
             </w:rPr>
           </w:pPr>
-          <w:hyperlink w:anchor="_Toc238637546" w:history="1">
+          <w:hyperlink w:anchor="_Toc238775132" w:history="1">
             <w:r>
               <w:rPr>
                 <w:rStyle w:val="Lienhypertexte"/>
@@ -5225,7 +5225,7 @@
               <w:rPr>
                 <w:noProof/>
               </w:rPr>
-              <w:instrText xml:space="preserve"> PAGEREF _Toc238637546 \h </w:instrText>
+              <w:instrText xml:space="preserve"> PAGEREF _Toc238775132 \h </w:instrText>
             </w:r>
             <w:r>
               <w:rPr>
@@ -5242,7 +5242,7 @@
               <w:rPr>
                 <w:noProof/>
               </w:rPr>
-              <w:t>49</w:t>
+              <w:t>46</w:t>
             </w:r>
             <w:r>
               <w:rPr>
@@ -5268,7 +5268,7 @@
         <w:pageBreakBefore/>
         <w:jc w:val="both"/>
       </w:pPr>
-      <w:bookmarkStart w:id="0" w:name="_Toc238637470"/>
+      <w:bookmarkStart w:id="0" w:name="_Toc238775056"/>
       <w:r>
         <w:lastRenderedPageBreak/>
         <w:t>Avant de commencer</w:t>
@@ -5321,7 +5321,7 @@
         <w:pStyle w:val="Titre2"/>
         <w:jc w:val="both"/>
       </w:pPr>
-      <w:bookmarkStart w:id="1" w:name="_Toc238637471"/>
+      <w:bookmarkStart w:id="1" w:name="_Toc238775057"/>
       <w:r>
         <w:t>Comment lire ce manuel</w:t>
       </w:r>
@@ -5993,7 +5993,7 @@
         </w:rPr>
         <w:lastRenderedPageBreak/>
         <w:drawing>
-          <wp:inline distT="0" distB="0" distL="0" distR="0" wp14:anchorId="5B8297D3" wp14:editId="03AE1E92">
+          <wp:inline distT="0" distB="0" distL="0" distR="0" wp14:anchorId="5B8297D3" wp14:editId="5A2337AF">
             <wp:extent cx="5731510" cy="3223895"/>
             <wp:effectExtent l="0" t="0" r="2540" b="0"/>
             <wp:docPr id="581948499" name="Image 2"/>
@@ -6008,7 +6008,7 @@
                     <pic:cNvPicPr/>
                   </pic:nvPicPr>
                   <pic:blipFill>
-                    <a:blip r:embed="rId8" cstate="print">
+                    <a:blip r:embed="rId9" cstate="print">
                       <a:extLst>
                         <a:ext uri="{28A0092B-C50C-407E-A947-70E740481C1C}">
                           <a14:useLocalDpi xmlns:a14="http://schemas.microsoft.com/office/drawing/2010/main" val="0"/>
@@ -6079,7 +6079,7 @@
         <w:pageBreakBefore/>
         <w:jc w:val="both"/>
       </w:pPr>
-      <w:bookmarkStart w:id="2" w:name="_Toc238637472"/>
+      <w:bookmarkStart w:id="2" w:name="_Toc238775058"/>
       <w:r>
         <w:lastRenderedPageBreak/>
         <w:t>Partie I — Le sextant en navigation aérienne</w:t>
@@ -6107,7 +6107,7 @@
         <w:pStyle w:val="Titre2"/>
         <w:jc w:val="both"/>
       </w:pPr>
-      <w:bookmarkStart w:id="3" w:name="_Toc238637473"/>
+      <w:bookmarkStart w:id="3" w:name="_Toc238775059"/>
       <w:r>
         <w:t>Ce qu’un sextant mesure, et ce qu’il en sort</w:t>
       </w:r>
@@ -6306,7 +6306,7 @@
         <w:pStyle w:val="Titre2"/>
         <w:jc w:val="both"/>
       </w:pPr>
-      <w:bookmarkStart w:id="4" w:name="_Toc238637474"/>
+      <w:bookmarkStart w:id="4" w:name="_Toc238775060"/>
       <w:r>
         <w:t>Le problème de l’air : il n’y a plus d’horizon</w:t>
       </w:r>
@@ -6427,7 +6427,7 @@
         <w:pStyle w:val="Titre2"/>
         <w:jc w:val="both"/>
       </w:pPr>
-      <w:bookmarkStart w:id="5" w:name="_Toc238637475"/>
+      <w:bookmarkStart w:id="5" w:name="_Toc238775061"/>
       <w:r>
         <w:t>Les années de défrichage : 1920–1940</w:t>
       </w:r>
@@ -6561,7 +6561,7 @@
         <w:pStyle w:val="Titre2"/>
         <w:jc w:val="both"/>
       </w:pPr>
-      <w:bookmarkStart w:id="6" w:name="_Toc238637476"/>
+      <w:bookmarkStart w:id="6" w:name="_Toc238775062"/>
       <w:r>
         <w:t>La guerre : l’octant à bulle et l’intégrateur</w:t>
       </w:r>
@@ -6750,7 +6750,7 @@
         <w:pStyle w:val="Titre2"/>
         <w:jc w:val="both"/>
       </w:pPr>
-      <w:bookmarkStart w:id="7" w:name="_Toc238637477"/>
+      <w:bookmarkStart w:id="7" w:name="_Toc238775063"/>
       <w:r>
         <w:t>Ce que l’air ajoute aux corrections</w:t>
       </w:r>
@@ -7137,7 +7137,7 @@
         <w:pStyle w:val="Titre2"/>
         <w:jc w:val="both"/>
       </w:pPr>
-      <w:bookmarkStart w:id="8" w:name="_Toc238637478"/>
+      <w:bookmarkStart w:id="8" w:name="_Toc238775064"/>
       <w:r>
         <w:t>L’âge du périscopique</w:t>
       </w:r>
@@ -7327,7 +7327,7 @@
         <w:pStyle w:val="Titre2"/>
         <w:jc w:val="both"/>
       </w:pPr>
-      <w:bookmarkStart w:id="9" w:name="_Toc238637479"/>
+      <w:bookmarkStart w:id="9" w:name="_Toc238775065"/>
       <w:r>
         <w:t>La fin, et ce qui en reste</w:t>
       </w:r>
@@ -7705,7 +7705,7 @@
         <w:pageBreakBefore/>
         <w:jc w:val="both"/>
       </w:pPr>
-      <w:bookmarkStart w:id="10" w:name="_Toc238637480"/>
+      <w:bookmarkStart w:id="10" w:name="_Toc238775066"/>
       <w:r>
         <w:lastRenderedPageBreak/>
         <w:t>Partie II — Installation</w:t>
@@ -7717,7 +7717,7 @@
         <w:pStyle w:val="Titre2"/>
         <w:jc w:val="both"/>
       </w:pPr>
-      <w:bookmarkStart w:id="11" w:name="_Toc238637481"/>
+      <w:bookmarkStart w:id="11" w:name="_Toc238775067"/>
       <w:r>
         <w:t>Chapitre 1 — Ce qu’il faut</w:t>
       </w:r>
@@ -8095,7 +8095,7 @@
         <w:pStyle w:val="Titre2"/>
         <w:jc w:val="both"/>
       </w:pPr>
-      <w:bookmarkStart w:id="12" w:name="_Toc238637482"/>
+      <w:bookmarkStart w:id="12" w:name="_Toc238775068"/>
       <w:r>
         <w:t>Chapitre 2 — Installer la table</w:t>
       </w:r>
@@ -8128,7 +8128,7 @@
       <w:r>
         <w:t xml:space="preserve"> : </w:t>
       </w:r>
-      <w:hyperlink r:id="rId9" w:history="1">
+      <w:hyperlink r:id="rId10" w:history="1">
         <w:r>
           <w:rPr>
             <w:rStyle w:val="Lienhypertexte"/>
@@ -8262,7 +8262,7 @@
                     <pic:cNvPicPr/>
                   </pic:nvPicPr>
                   <pic:blipFill>
-                    <a:blip r:embed="rId10">
+                    <a:blip r:embed="rId11">
                       <a:extLst>
                         <a:ext uri="{28A0092B-C50C-407E-A947-70E740481C1C}">
                           <a14:useLocalDpi xmlns:a14="http://schemas.microsoft.com/office/drawing/2010/main" val="0"/>
@@ -8510,7 +8510,7 @@
         <w:pStyle w:val="Titre2"/>
         <w:jc w:val="both"/>
       </w:pPr>
-      <w:bookmarkStart w:id="13" w:name="_Toc238637483"/>
+      <w:bookmarkStart w:id="13" w:name="_Toc238775069"/>
       <w:r>
         <w:t>Chapitre 3 — Installer le sextant dans le simulateur</w:t>
       </w:r>
@@ -8754,7 +8754,7 @@
                     <pic:cNvPicPr/>
                   </pic:nvPicPr>
                   <pic:blipFill>
-                    <a:blip r:embed="rId11">
+                    <a:blip r:embed="rId12">
                       <a:extLst>
                         <a:ext uri="{28A0092B-C50C-407E-A947-70E740481C1C}">
                           <a14:useLocalDpi xmlns:a14="http://schemas.microsoft.com/office/drawing/2010/main" val="0"/>
@@ -8897,7 +8897,7 @@
                     <pic:cNvPicPr/>
                   </pic:nvPicPr>
                   <pic:blipFill>
-                    <a:blip r:embed="rId12">
+                    <a:blip r:embed="rId13">
                       <a:extLst>
                         <a:ext uri="{28A0092B-C50C-407E-A947-70E740481C1C}">
                           <a14:useLocalDpi xmlns:a14="http://schemas.microsoft.com/office/drawing/2010/main" val="0"/>
@@ -8984,7 +8984,7 @@
                     <pic:cNvPicPr/>
                   </pic:nvPicPr>
                   <pic:blipFill>
-                    <a:blip r:embed="rId13">
+                    <a:blip r:embed="rId14">
                       <a:extLst>
                         <a:ext uri="{28A0092B-C50C-407E-A947-70E740481C1C}">
                           <a14:useLocalDpi xmlns:a14="http://schemas.microsoft.com/office/drawing/2010/main" val="0"/>
@@ -9032,7 +9032,7 @@
         <w:pStyle w:val="Titre2"/>
         <w:jc w:val="both"/>
       </w:pPr>
-      <w:bookmarkStart w:id="14" w:name="_Toc238637484"/>
+      <w:bookmarkStart w:id="14" w:name="_Toc238775070"/>
       <w:r>
         <w:lastRenderedPageBreak/>
         <w:t>Chapitre 4 — Brancher les deux moitiés</w:t>
@@ -9441,7 +9441,7 @@
                     <pic:cNvPicPr/>
                   </pic:nvPicPr>
                   <pic:blipFill>
-                    <a:blip r:embed="rId14">
+                    <a:blip r:embed="rId15">
                       <a:extLst>
                         <a:ext uri="{28A0092B-C50C-407E-A947-70E740481C1C}">
                           <a14:useLocalDpi xmlns:a14="http://schemas.microsoft.com/office/drawing/2010/main" val="0"/>
@@ -9587,7 +9587,7 @@
         <w:pStyle w:val="Titre2"/>
         <w:jc w:val="both"/>
       </w:pPr>
-      <w:bookmarkStart w:id="15" w:name="_Toc238637485"/>
+      <w:bookmarkStart w:id="15" w:name="_Toc238775071"/>
       <w:r>
         <w:t>Chapitre 5 — Remplir les bases</w:t>
       </w:r>
@@ -10151,7 +10151,7 @@
                     <pic:cNvPicPr/>
                   </pic:nvPicPr>
                   <pic:blipFill>
-                    <a:blip r:embed="rId15">
+                    <a:blip r:embed="rId16">
                       <a:extLst>
                         <a:ext uri="{28A0092B-C50C-407E-A947-70E740481C1C}">
                           <a14:useLocalDpi xmlns:a14="http://schemas.microsoft.com/office/drawing/2010/main" val="0"/>
@@ -10254,7 +10254,7 @@
                     <pic:cNvPicPr/>
                   </pic:nvPicPr>
                   <pic:blipFill>
-                    <a:blip r:embed="rId16">
+                    <a:blip r:embed="rId17">
                       <a:extLst>
                         <a:ext uri="{28A0092B-C50C-407E-A947-70E740481C1C}">
                           <a14:useLocalDpi xmlns:a14="http://schemas.microsoft.com/office/drawing/2010/main" val="0"/>
@@ -10320,7 +10320,7 @@
           <w:szCs w:val="21"/>
         </w:rPr>
         <w:drawing>
-          <wp:inline distT="0" distB="0" distL="0" distR="0" wp14:anchorId="3658F86C" wp14:editId="4F743F7E">
+          <wp:inline distT="0" distB="0" distL="0" distR="0" wp14:anchorId="3658F86C" wp14:editId="1A4EBFDD">
             <wp:extent cx="4440007" cy="2081284"/>
             <wp:effectExtent l="0" t="0" r="0" b="0"/>
             <wp:docPr id="2083157622" name="Image 10"/>
@@ -10335,7 +10335,7 @@
                     <pic:cNvPicPr/>
                   </pic:nvPicPr>
                   <pic:blipFill>
-                    <a:blip r:embed="rId17" cstate="print">
+                    <a:blip r:embed="rId18" cstate="print">
                       <a:extLst>
                         <a:ext uri="{28A0092B-C50C-407E-A947-70E740481C1C}">
                           <a14:useLocalDpi xmlns:a14="http://schemas.microsoft.com/office/drawing/2010/main" val="0"/>
@@ -10424,7 +10424,7 @@
         <w:pageBreakBefore/>
         <w:jc w:val="both"/>
       </w:pPr>
-      <w:bookmarkStart w:id="16" w:name="_Toc238637486"/>
+      <w:bookmarkStart w:id="16" w:name="_Toc238775072"/>
       <w:r>
         <w:lastRenderedPageBreak/>
         <w:t>Partie III — L’instrument</w:t>
@@ -10452,7 +10452,7 @@
         <w:pStyle w:val="Titre2"/>
         <w:jc w:val="both"/>
       </w:pPr>
-      <w:bookmarkStart w:id="17" w:name="_Toc238637487"/>
+      <w:bookmarkStart w:id="17" w:name="_Toc238775073"/>
       <w:r>
         <w:t>Chapitre 6 — Vue d’ensemble</w:t>
       </w:r>
@@ -11277,7 +11277,7 @@
         <w:pStyle w:val="Titre2"/>
         <w:jc w:val="both"/>
       </w:pPr>
-      <w:bookmarkStart w:id="18" w:name="_Toc238637488"/>
+      <w:bookmarkStart w:id="18" w:name="_Toc238775074"/>
       <w:r>
         <w:t>Chapitre 7 — L’oculaire et le champ</w:t>
       </w:r>
@@ -11288,7 +11288,7 @@
         <w:pStyle w:val="Titre3"/>
         <w:jc w:val="both"/>
       </w:pPr>
-      <w:bookmarkStart w:id="19" w:name="_Toc238637489"/>
+      <w:bookmarkStart w:id="19" w:name="_Toc238775075"/>
       <w:r>
         <w:t>Les deux grossissements</w:t>
       </w:r>
@@ -11730,7 +11730,7 @@
                     <pic:cNvPicPr/>
                   </pic:nvPicPr>
                   <pic:blipFill>
-                    <a:blip r:embed="rId18">
+                    <a:blip r:embed="rId19">
                       <a:extLst>
                         <a:ext uri="{28A0092B-C50C-407E-A947-70E740481C1C}">
                           <a14:useLocalDpi xmlns:a14="http://schemas.microsoft.com/office/drawing/2010/main" val="0"/>
@@ -11811,7 +11811,7 @@
                     <pic:cNvPicPr/>
                   </pic:nvPicPr>
                   <pic:blipFill>
-                    <a:blip r:embed="rId19">
+                    <a:blip r:embed="rId20">
                       <a:extLst>
                         <a:ext uri="{28A0092B-C50C-407E-A947-70E740481C1C}">
                           <a14:useLocalDpi xmlns:a14="http://schemas.microsoft.com/office/drawing/2010/main" val="0"/>
@@ -11859,7 +11859,7 @@
         <w:pStyle w:val="Titre3"/>
         <w:jc w:val="both"/>
       </w:pPr>
-      <w:bookmarkStart w:id="20" w:name="_Toc238637490"/>
+      <w:bookmarkStart w:id="20" w:name="_Toc238775076"/>
       <w:r>
         <w:t>La bulle</w:t>
       </w:r>
@@ -11928,7 +11928,7 @@
         <w:pStyle w:val="Titre3"/>
         <w:jc w:val="both"/>
       </w:pPr>
-      <w:bookmarkStart w:id="21" w:name="_Toc238637491"/>
+      <w:bookmarkStart w:id="21" w:name="_Toc238775077"/>
       <w:r>
         <w:t>Les filtres</w:t>
       </w:r>
@@ -12674,7 +12674,7 @@
                     <pic:cNvPicPr/>
                   </pic:nvPicPr>
                   <pic:blipFill>
-                    <a:blip r:embed="rId20">
+                    <a:blip r:embed="rId21">
                       <a:extLst>
                         <a:ext uri="{28A0092B-C50C-407E-A947-70E740481C1C}">
                           <a14:useLocalDpi xmlns:a14="http://schemas.microsoft.com/office/drawing/2010/main" val="0"/>
@@ -12743,7 +12743,7 @@
         <w:pStyle w:val="Titre3"/>
         <w:jc w:val="both"/>
       </w:pPr>
-      <w:bookmarkStart w:id="22" w:name="_Toc238637492"/>
+      <w:bookmarkStart w:id="22" w:name="_Toc238775078"/>
       <w:r>
         <w:t>Le réticule et l’échelle d’azimut</w:t>
       </w:r>
@@ -12887,7 +12887,7 @@
         <w:pStyle w:val="Titre2"/>
         <w:jc w:val="both"/>
       </w:pPr>
-      <w:bookmarkStart w:id="23" w:name="_Toc238637493"/>
+      <w:bookmarkStart w:id="23" w:name="_Toc238775079"/>
       <w:r>
         <w:t>Chapitre 8 — Les compteurs</w:t>
       </w:r>
@@ -13002,7 +13002,7 @@
                     <pic:cNvPicPr/>
                   </pic:nvPicPr>
                   <pic:blipFill>
-                    <a:blip r:embed="rId21">
+                    <a:blip r:embed="rId22">
                       <a:extLst>
                         <a:ext uri="{28A0092B-C50C-407E-A947-70E740481C1C}">
                           <a14:useLocalDpi xmlns:a14="http://schemas.microsoft.com/office/drawing/2010/main" val="0"/>
@@ -13105,7 +13105,7 @@
         <w:pStyle w:val="Titre2"/>
         <w:jc w:val="both"/>
       </w:pPr>
-      <w:bookmarkStart w:id="24" w:name="_Toc238637494"/>
+      <w:bookmarkStart w:id="24" w:name="_Toc238775080"/>
       <w:r>
         <w:t>Chapitre 9 — Les molettes</w:t>
       </w:r>
@@ -13896,7 +13896,7 @@
         <w:pStyle w:val="Titre2"/>
         <w:jc w:val="both"/>
       </w:pPr>
-      <w:bookmarkStart w:id="25" w:name="_Toc238637495"/>
+      <w:bookmarkStart w:id="25" w:name="_Toc238775081"/>
       <w:r>
         <w:t>Chapitre 10 — La couronne d’azimut</w:t>
       </w:r>
@@ -14221,7 +14221,7 @@
                     <pic:cNvPicPr/>
                   </pic:nvPicPr>
                   <pic:blipFill>
-                    <a:blip r:embed="rId22">
+                    <a:blip r:embed="rId23">
                       <a:extLst>
                         <a:ext uri="{28A0092B-C50C-407E-A947-70E740481C1C}">
                           <a14:useLocalDpi xmlns:a14="http://schemas.microsoft.com/office/drawing/2010/main" val="0"/>
@@ -14344,7 +14344,7 @@
                     <pic:cNvPicPr/>
                   </pic:nvPicPr>
                   <pic:blipFill>
-                    <a:blip r:embed="rId23">
+                    <a:blip r:embed="rId24">
                       <a:extLst>
                         <a:ext uri="{28A0092B-C50C-407E-A947-70E740481C1C}">
                           <a14:useLocalDpi xmlns:a14="http://schemas.microsoft.com/office/drawing/2010/main" val="0"/>
@@ -14392,7 +14392,7 @@
         <w:pStyle w:val="Titre2"/>
         <w:jc w:val="both"/>
       </w:pPr>
-      <w:bookmarkStart w:id="26" w:name="_Toc238637496"/>
+      <w:bookmarkStart w:id="26" w:name="_Toc238775082"/>
       <w:r>
         <w:t>Chapitre 11 — Le poussoir et l’intégrateur</w:t>
       </w:r>
@@ -14868,7 +14868,7 @@
                     <pic:cNvPicPr/>
                   </pic:nvPicPr>
                   <pic:blipFill>
-                    <a:blip r:embed="rId24">
+                    <a:blip r:embed="rId25">
                       <a:extLst>
                         <a:ext uri="{28A0092B-C50C-407E-A947-70E740481C1C}">
                           <a14:useLocalDpi xmlns:a14="http://schemas.microsoft.com/office/drawing/2010/main" val="0"/>
@@ -14950,7 +14950,7 @@
                     <pic:cNvPicPr/>
                   </pic:nvPicPr>
                   <pic:blipFill>
-                    <a:blip r:embed="rId25">
+                    <a:blip r:embed="rId26">
                       <a:extLst>
                         <a:ext uri="{28A0092B-C50C-407E-A947-70E740481C1C}">
                           <a14:useLocalDpi xmlns:a14="http://schemas.microsoft.com/office/drawing/2010/main" val="0"/>
@@ -14998,7 +14998,7 @@
         <w:pStyle w:val="Titre2"/>
         <w:jc w:val="both"/>
       </w:pPr>
-      <w:bookmarkStart w:id="27" w:name="_Toc238637497"/>
+      <w:bookmarkStart w:id="27" w:name="_Toc238775083"/>
       <w:r>
         <w:t>Chapitre 12 — La consigne, l’horloge et la file d’attente</w:t>
       </w:r>
@@ -15320,7 +15320,7 @@
                     <pic:cNvPicPr/>
                   </pic:nvPicPr>
                   <pic:blipFill>
-                    <a:blip r:embed="rId26">
+                    <a:blip r:embed="rId27">
                       <a:extLst>
                         <a:ext uri="{28A0092B-C50C-407E-A947-70E740481C1C}">
                           <a14:useLocalDpi xmlns:a14="http://schemas.microsoft.com/office/drawing/2010/main" val="0"/>
@@ -15401,7 +15401,7 @@
                     <pic:cNvPicPr/>
                   </pic:nvPicPr>
                   <pic:blipFill>
-                    <a:blip r:embed="rId27">
+                    <a:blip r:embed="rId28">
                       <a:extLst>
                         <a:ext uri="{28A0092B-C50C-407E-A947-70E740481C1C}">
                           <a14:useLocalDpi xmlns:a14="http://schemas.microsoft.com/office/drawing/2010/main" val="0"/>
@@ -15469,7 +15469,7 @@
         <w:pStyle w:val="Titre2"/>
         <w:jc w:val="both"/>
       </w:pPr>
-      <w:bookmarkStart w:id="28" w:name="_Toc238637498"/>
+      <w:bookmarkStart w:id="28" w:name="_Toc238775084"/>
       <w:r>
         <w:t>Chapitre 13 — Le geste complet de la visée</w:t>
       </w:r>
@@ -15853,7 +15853,7 @@
         <w:pageBreakBefore/>
         <w:jc w:val="both"/>
       </w:pPr>
-      <w:bookmarkStart w:id="29" w:name="_Toc238637499"/>
+      <w:bookmarkStart w:id="29" w:name="_Toc238775085"/>
       <w:r>
         <w:lastRenderedPageBreak/>
         <w:t>Partie IV — La table</w:t>
@@ -15881,7 +15881,7 @@
         <w:pStyle w:val="Titre2"/>
         <w:jc w:val="both"/>
       </w:pPr>
-      <w:bookmarkStart w:id="30" w:name="_Toc238637500"/>
+      <w:bookmarkStart w:id="30" w:name="_Toc238775086"/>
       <w:r>
         <w:t>Chapitre 14 — Vue d’ensemble de l’application</w:t>
       </w:r>
@@ -16280,7 +16280,7 @@
         <w:pStyle w:val="Titre2"/>
         <w:jc w:val="both"/>
       </w:pPr>
-      <w:bookmarkStart w:id="31" w:name="_Toc238637501"/>
+      <w:bookmarkStart w:id="31" w:name="_Toc238775087"/>
       <w:r>
         <w:t>Chapitre 15 — Le plan de vol</w:t>
       </w:r>
@@ -16328,7 +16328,7 @@
         <w:pStyle w:val="Titre3"/>
         <w:jc w:val="both"/>
       </w:pPr>
-      <w:bookmarkStart w:id="32" w:name="_Toc238637502"/>
+      <w:bookmarkStart w:id="32" w:name="_Toc238775088"/>
       <w:r>
         <w:t>Poser une route</w:t>
       </w:r>
@@ -16446,7 +16446,7 @@
                     <pic:cNvPicPr/>
                   </pic:nvPicPr>
                   <pic:blipFill>
-                    <a:blip r:embed="rId28">
+                    <a:blip r:embed="rId29">
                       <a:extLst>
                         <a:ext uri="{28A0092B-C50C-407E-A947-70E740481C1C}">
                           <a14:useLocalDpi xmlns:a14="http://schemas.microsoft.com/office/drawing/2010/main" val="0"/>
@@ -16550,7 +16550,7 @@
                     <pic:cNvPicPr/>
                   </pic:nvPicPr>
                   <pic:blipFill>
-                    <a:blip r:embed="rId29">
+                    <a:blip r:embed="rId30">
                       <a:extLst>
                         <a:ext uri="{28A0092B-C50C-407E-A947-70E740481C1C}">
                           <a14:useLocalDpi xmlns:a14="http://schemas.microsoft.com/office/drawing/2010/main" val="0"/>
@@ -16598,7 +16598,7 @@
         <w:pStyle w:val="Titre3"/>
         <w:jc w:val="both"/>
       </w:pPr>
-      <w:bookmarkStart w:id="33" w:name="_Toc238637503"/>
+      <w:bookmarkStart w:id="33" w:name="_Toc238775089"/>
       <w:r>
         <w:t>Le log de navigation</w:t>
       </w:r>
@@ -16680,7 +16680,7 @@
                     <pic:cNvPicPr/>
                   </pic:nvPicPr>
                   <pic:blipFill>
-                    <a:blip r:embed="rId30">
+                    <a:blip r:embed="rId31">
                       <a:extLst>
                         <a:ext uri="{28A0092B-C50C-407E-A947-70E740481C1C}">
                           <a14:useLocalDpi xmlns:a14="http://schemas.microsoft.com/office/drawing/2010/main" val="0"/>
@@ -16728,7 +16728,7 @@
         <w:pStyle w:val="Titre3"/>
         <w:jc w:val="both"/>
       </w:pPr>
-      <w:bookmarkStart w:id="34" w:name="_Toc238637504"/>
+      <w:bookmarkStart w:id="34" w:name="_Toc238775090"/>
       <w:r>
         <w:t>Vitesse propre et vent prévu</w:t>
       </w:r>
@@ -17060,7 +17060,7 @@
                     <pic:cNvPicPr/>
                   </pic:nvPicPr>
                   <pic:blipFill>
-                    <a:blip r:embed="rId31">
+                    <a:blip r:embed="rId32">
                       <a:extLst>
                         <a:ext uri="{28A0092B-C50C-407E-A947-70E740481C1C}">
                           <a14:useLocalDpi xmlns:a14="http://schemas.microsoft.com/office/drawing/2010/main" val="0"/>
@@ -17152,7 +17152,7 @@
         <w:pStyle w:val="Titre3"/>
         <w:jc w:val="both"/>
       </w:pPr>
-      <w:bookmarkStart w:id="35" w:name="_Toc238637505"/>
+      <w:bookmarkStart w:id="35" w:name="_Toc238775091"/>
       <w:r>
         <w:t>Enregistrer et rouvrir</w:t>
       </w:r>
@@ -17206,7 +17206,7 @@
         <w:pStyle w:val="Titre2"/>
         <w:jc w:val="both"/>
       </w:pPr>
-      <w:bookmarkStart w:id="36" w:name="_Toc238637506"/>
+      <w:bookmarkStart w:id="36" w:name="_Toc238775092"/>
       <w:r>
         <w:t>Chapitre 16 — La carte et ses outils</w:t>
       </w:r>
@@ -17217,7 +17217,7 @@
         <w:pStyle w:val="Titre3"/>
         <w:jc w:val="both"/>
       </w:pPr>
-      <w:bookmarkStart w:id="37" w:name="_Toc238637507"/>
+      <w:bookmarkStart w:id="37" w:name="_Toc238775093"/>
       <w:r>
         <w:t>Fonds et couches</w:t>
       </w:r>
@@ -17285,10 +17285,10 @@
           <w:szCs w:val="21"/>
         </w:rPr>
         <w:drawing>
-          <wp:inline distT="0" distB="0" distL="0" distR="0" wp14:anchorId="4D4F584B" wp14:editId="2D2B1BE9">
-            <wp:extent cx="1255594" cy="1658975"/>
-            <wp:effectExtent l="0" t="0" r="1905" b="0"/>
-            <wp:docPr id="1033154390" name="Image 8"/>
+          <wp:inline distT="0" distB="0" distL="0" distR="0" wp14:anchorId="59FDECCB" wp14:editId="13756ED2">
+            <wp:extent cx="1439839" cy="1909352"/>
+            <wp:effectExtent l="0" t="0" r="8255" b="0"/>
+            <wp:docPr id="1638819262" name="Image 2"/>
             <wp:cNvGraphicFramePr>
               <a:graphicFrameLocks xmlns:a="http://schemas.openxmlformats.org/drawingml/2006/main" noChangeAspect="1"/>
             </wp:cNvGraphicFramePr>
@@ -17296,11 +17296,11 @@
               <a:graphicData uri="http://schemas.openxmlformats.org/drawingml/2006/picture">
                 <pic:pic xmlns:pic="http://schemas.openxmlformats.org/drawingml/2006/picture">
                   <pic:nvPicPr>
-                    <pic:cNvPr id="1033154390" name="Image 1033154390"/>
+                    <pic:cNvPr id="1638819262" name="Image 1638819262"/>
                     <pic:cNvPicPr/>
                   </pic:nvPicPr>
                   <pic:blipFill>
-                    <a:blip r:embed="rId32">
+                    <a:blip r:embed="rId33">
                       <a:extLst>
                         <a:ext uri="{28A0092B-C50C-407E-A947-70E740481C1C}">
                           <a14:useLocalDpi xmlns:a14="http://schemas.microsoft.com/office/drawing/2010/main" val="0"/>
@@ -17314,7 +17314,7 @@
                   <pic:spPr>
                     <a:xfrm>
                       <a:off x="0" y="0"/>
-                      <a:ext cx="1262822" cy="1668525"/>
+                      <a:ext cx="1446644" cy="1918377"/>
                     </a:xfrm>
                     <a:prstGeom prst="rect">
                       <a:avLst/>
@@ -17345,11 +17345,75 @@
     </w:p>
     <w:p>
       <w:pPr>
+        <w:spacing w:after="140"/>
+        <w:jc w:val="both"/>
+      </w:pPr>
+      <w:r>
+        <w:t xml:space="preserve">Deux de ces fonds, </w:t>
+      </w:r>
+      <w:r>
+        <w:rPr>
+          <w:b/>
+          <w:bCs/>
+        </w:rPr>
+        <w:t>Dark Matter</w:t>
+      </w:r>
+      <w:r>
+        <w:t xml:space="preserve"> et </w:t>
+      </w:r>
+      <w:r>
+        <w:rPr>
+          <w:b/>
+          <w:bCs/>
+        </w:rPr>
+        <w:t>Positron</w:t>
+      </w:r>
+      <w:r>
+        <w:t>, viennent de CARTO, qui demande depuis août 2026 une clé pour servir ses tuiles. Sans clé, ils restent affichables, mais chaque tuile arrive barrée d’un filigrane. La clé est gratuite et s’obtient en une minute sur https://carto.com/basemaps/apikey/ : elle arrive par courriel, sans compte à créer.</w:t>
+      </w:r>
+    </w:p>
+    <w:p>
+      <w:pPr>
+        <w:spacing w:after="140"/>
+        <w:jc w:val="both"/>
+      </w:pPr>
+      <w:r>
+        <w:t xml:space="preserve">Elle est </w:t>
+      </w:r>
+      <w:r>
+        <w:rPr>
+          <w:b/>
+          <w:bCs/>
+        </w:rPr>
+        <w:t>nominative</w:t>
+      </w:r>
+      <w:r>
+        <w:t xml:space="preserve"> — comptée sur son propre quota — et n’est donc pas livrée avec l’application : chacun saisit la sienne par l’entrée « Clé API CARTO… », au bas du menu des fonds. Elle reste sur votre ordinateur et n’est transmise qu’à CARTO, avec les demandes de tuiles. La vue satellite, elle, vient d’Esri World Imagery et ne demande rien.</w:t>
+      </w:r>
+    </w:p>
+    <w:p>
+      <w:pPr>
+        <w:rPr>
+          <w:rFonts w:ascii="Cambria" w:eastAsia="Cambria" w:hAnsi="Cambria" w:cs="Cambria"/>
+          <w:b/>
+          <w:bCs/>
+          <w:color w:val="4A3B27"/>
+          <w:sz w:val="23"/>
+          <w:szCs w:val="23"/>
+        </w:rPr>
+      </w:pPr>
+      <w:bookmarkStart w:id="38" w:name="_Toc238775094"/>
+      <w:r>
+        <w:br w:type="page"/>
+      </w:r>
+    </w:p>
+    <w:p>
+      <w:pPr>
         <w:pStyle w:val="Titre3"/>
         <w:jc w:val="both"/>
       </w:pPr>
-      <w:bookmarkStart w:id="38" w:name="_Toc238637508"/>
-      <w:r>
+      <w:r>
+        <w:lastRenderedPageBreak/>
         <w:t>Le menu contextuel</w:t>
       </w:r>
       <w:bookmarkEnd w:id="38"/>
@@ -17777,7 +17841,6 @@
           <w:sz w:val="21"/>
           <w:szCs w:val="21"/>
         </w:rPr>
-        <w:lastRenderedPageBreak/>
         <w:drawing>
           <wp:inline distT="0" distB="0" distL="0" distR="0" wp14:anchorId="0C7544BA" wp14:editId="3F7697F2">
             <wp:extent cx="1553298" cy="1262418"/>
@@ -17794,7 +17857,7 @@
                     <pic:cNvPicPr/>
                   </pic:nvPicPr>
                   <pic:blipFill>
-                    <a:blip r:embed="rId33">
+                    <a:blip r:embed="rId34">
                       <a:extLst>
                         <a:ext uri="{28A0092B-C50C-407E-A947-70E740481C1C}">
                           <a14:useLocalDpi xmlns:a14="http://schemas.microsoft.com/office/drawing/2010/main" val="0"/>
@@ -17842,7 +17905,7 @@
         <w:pStyle w:val="Titre3"/>
         <w:jc w:val="both"/>
       </w:pPr>
-      <w:bookmarkStart w:id="39" w:name="_Toc238637509"/>
+      <w:bookmarkStart w:id="39" w:name="_Toc238775095"/>
       <w:r>
         <w:t>Le profil vertical</w:t>
       </w:r>
@@ -17915,7 +17978,7 @@
                     <pic:cNvPicPr/>
                   </pic:nvPicPr>
                   <pic:blipFill>
-                    <a:blip r:embed="rId34">
+                    <a:blip r:embed="rId35">
                       <a:extLst>
                         <a:ext uri="{28A0092B-C50C-407E-A947-70E740481C1C}">
                           <a14:useLocalDpi xmlns:a14="http://schemas.microsoft.com/office/drawing/2010/main" val="0"/>
@@ -17963,7 +18026,7 @@
         <w:pStyle w:val="Titre3"/>
         <w:jc w:val="both"/>
       </w:pPr>
-      <w:bookmarkStart w:id="40" w:name="_Toc238637510"/>
+      <w:bookmarkStart w:id="40" w:name="_Toc238775096"/>
       <w:r>
         <w:t>Le compas et les chronomètres</w:t>
       </w:r>
@@ -18004,6 +18067,7 @@
         <w:jc w:val="both"/>
       </w:pPr>
       <w:r>
+        <w:lastRenderedPageBreak/>
         <w:t xml:space="preserve">La barre du haut porte deux compteurs qui montent : un </w:t>
       </w:r>
       <w:r>
@@ -18065,7 +18129,6 @@
           <w:sz w:val="21"/>
           <w:szCs w:val="21"/>
         </w:rPr>
-        <w:lastRenderedPageBreak/>
         <w:drawing>
           <wp:inline distT="0" distB="0" distL="0" distR="0" wp14:anchorId="08E8CAE1" wp14:editId="30FA6DFC">
             <wp:extent cx="3104866" cy="3189832"/>
@@ -18082,7 +18145,7 @@
                     <pic:cNvPicPr/>
                   </pic:nvPicPr>
                   <pic:blipFill>
-                    <a:blip r:embed="rId35">
+                    <a:blip r:embed="rId36">
                       <a:extLst>
                         <a:ext uri="{28A0092B-C50C-407E-A947-70E740481C1C}">
                           <a14:useLocalDpi xmlns:a14="http://schemas.microsoft.com/office/drawing/2010/main" val="0"/>
@@ -18130,7 +18193,7 @@
         <w:pStyle w:val="Titre3"/>
         <w:jc w:val="both"/>
       </w:pPr>
-      <w:bookmarkStart w:id="41" w:name="_Toc238637511"/>
+      <w:bookmarkStart w:id="41" w:name="_Toc238775097"/>
       <w:r>
         <w:t>La recherche</w:t>
       </w:r>
@@ -18168,9 +18231,9 @@
           <w:szCs w:val="21"/>
         </w:rPr>
         <w:drawing>
-          <wp:inline distT="0" distB="0" distL="0" distR="0" wp14:anchorId="6EFF6863" wp14:editId="77B23FEB">
-            <wp:extent cx="3589361" cy="3711842"/>
-            <wp:effectExtent l="0" t="0" r="0" b="3175"/>
+          <wp:inline distT="0" distB="0" distL="0" distR="0" wp14:anchorId="6EFF6863" wp14:editId="4B47BDF2">
+            <wp:extent cx="3312553" cy="3425588"/>
+            <wp:effectExtent l="0" t="0" r="2540" b="3810"/>
             <wp:docPr id="1593168625" name="Image 12"/>
             <wp:cNvGraphicFramePr>
               <a:graphicFrameLocks xmlns:a="http://schemas.openxmlformats.org/drawingml/2006/main" noChangeAspect="1"/>
@@ -18183,7 +18246,7 @@
                     <pic:cNvPicPr/>
                   </pic:nvPicPr>
                   <pic:blipFill>
-                    <a:blip r:embed="rId36">
+                    <a:blip r:embed="rId37">
                       <a:extLst>
                         <a:ext uri="{28A0092B-C50C-407E-A947-70E740481C1C}">
                           <a14:useLocalDpi xmlns:a14="http://schemas.microsoft.com/office/drawing/2010/main" val="0"/>
@@ -18197,7 +18260,7 @@
                   <pic:spPr>
                     <a:xfrm>
                       <a:off x="0" y="0"/>
-                      <a:ext cx="3612021" cy="3735275"/>
+                      <a:ext cx="3342135" cy="3456179"/>
                     </a:xfrm>
                     <a:prstGeom prst="rect">
                       <a:avLst/>
@@ -18231,7 +18294,7 @@
         <w:pStyle w:val="Titre2"/>
         <w:jc w:val="both"/>
       </w:pPr>
-      <w:bookmarkStart w:id="42" w:name="_Toc238637512"/>
+      <w:bookmarkStart w:id="42" w:name="_Toc238775098"/>
       <w:r>
         <w:lastRenderedPageBreak/>
         <w:t>Chapitre 17 — L’estime</w:t>
@@ -18707,7 +18770,7 @@
         <w:pStyle w:val="Titre2"/>
         <w:jc w:val="both"/>
       </w:pPr>
-      <w:bookmarkStart w:id="43" w:name="_Toc238637513"/>
+      <w:bookmarkStart w:id="43" w:name="_Toc238775099"/>
       <w:r>
         <w:t>Chapitre 18 — Le catalogue d’astres</w:t>
       </w:r>
@@ -18737,7 +18800,7 @@
         <w:pStyle w:val="Titre3"/>
         <w:jc w:val="both"/>
       </w:pPr>
-      <w:bookmarkStart w:id="44" w:name="_Toc238637514"/>
+      <w:bookmarkStart w:id="44" w:name="_Toc238775100"/>
       <w:r>
         <w:t>Les colonnes</w:t>
       </w:r>
@@ -19507,7 +19570,7 @@
         <w:pStyle w:val="Titre3"/>
         <w:jc w:val="both"/>
       </w:pPr>
-      <w:bookmarkStart w:id="45" w:name="_Toc238637515"/>
+      <w:bookmarkStart w:id="45" w:name="_Toc238775101"/>
       <w:r>
         <w:t>Le domaine de visée</w:t>
       </w:r>
@@ -19566,7 +19629,7 @@
         <w:pStyle w:val="Titre3"/>
         <w:jc w:val="both"/>
       </w:pPr>
-      <w:bookmarkStart w:id="46" w:name="_Toc238637516"/>
+      <w:bookmarkStart w:id="46" w:name="_Toc238775102"/>
       <w:r>
         <w:t>La coupe et la dilution</w:t>
       </w:r>
@@ -19717,7 +19780,7 @@
                     <pic:cNvPicPr/>
                   </pic:nvPicPr>
                   <pic:blipFill>
-                    <a:blip r:embed="rId37">
+                    <a:blip r:embed="rId38">
                       <a:extLst>
                         <a:ext uri="{28A0092B-C50C-407E-A947-70E740481C1C}">
                           <a14:useLocalDpi xmlns:a14="http://schemas.microsoft.com/office/drawing/2010/main" val="0"/>
@@ -19798,7 +19861,7 @@
                     <pic:cNvPicPr/>
                   </pic:nvPicPr>
                   <pic:blipFill>
-                    <a:blip r:embed="rId38">
+                    <a:blip r:embed="rId39">
                       <a:extLst>
                         <a:ext uri="{28A0092B-C50C-407E-A947-70E740481C1C}">
                           <a14:useLocalDpi xmlns:a14="http://schemas.microsoft.com/office/drawing/2010/main" val="0"/>
@@ -19846,7 +19909,7 @@
         <w:pStyle w:val="Titre3"/>
         <w:jc w:val="both"/>
       </w:pPr>
-      <w:bookmarkStart w:id="47" w:name="_Toc238637517"/>
+      <w:bookmarkStart w:id="47" w:name="_Toc238775103"/>
       <w:r>
         <w:t>Bord ou libre</w:t>
       </w:r>
@@ -19992,7 +20055,7 @@
         <w:pStyle w:val="Titre3"/>
         <w:jc w:val="both"/>
       </w:pPr>
-      <w:bookmarkStart w:id="48" w:name="_Toc238637518"/>
+      <w:bookmarkStart w:id="48" w:name="_Toc238775104"/>
       <w:r>
         <w:lastRenderedPageBreak/>
         <w:t>Consigner un astre</w:t>
@@ -20054,7 +20117,7 @@
                     <pic:cNvPicPr/>
                   </pic:nvPicPr>
                   <pic:blipFill>
-                    <a:blip r:embed="rId39">
+                    <a:blip r:embed="rId40">
                       <a:extLst>
                         <a:ext uri="{28A0092B-C50C-407E-A947-70E740481C1C}">
                           <a14:useLocalDpi xmlns:a14="http://schemas.microsoft.com/office/drawing/2010/main" val="0"/>
@@ -20102,7 +20165,7 @@
         <w:pStyle w:val="Titre2"/>
         <w:jc w:val="both"/>
       </w:pPr>
-      <w:bookmarkStart w:id="49" w:name="_Toc238637519"/>
+      <w:bookmarkStart w:id="49" w:name="_Toc238775105"/>
       <w:r>
         <w:t>Chapitre 19 — Le carnet de visées</w:t>
       </w:r>
@@ -20720,7 +20783,7 @@
                     <pic:cNvPicPr/>
                   </pic:nvPicPr>
                   <pic:blipFill>
-                    <a:blip r:embed="rId40">
+                    <a:blip r:embed="rId41">
                       <a:extLst>
                         <a:ext uri="{28A0092B-C50C-407E-A947-70E740481C1C}">
                           <a14:useLocalDpi xmlns:a14="http://schemas.microsoft.com/office/drawing/2010/main" val="0"/>
@@ -20768,7 +20831,7 @@
         <w:pStyle w:val="Titre2"/>
         <w:jc w:val="both"/>
       </w:pPr>
-      <w:bookmarkStart w:id="50" w:name="_Toc238637520"/>
+      <w:bookmarkStart w:id="50" w:name="_Toc238775106"/>
       <w:r>
         <w:lastRenderedPageBreak/>
         <w:t>Chapitre 20 — L’étalonnage</w:t>
@@ -20818,7 +20881,7 @@
         <w:pStyle w:val="Titre3"/>
         <w:jc w:val="both"/>
       </w:pPr>
-      <w:bookmarkStart w:id="51" w:name="_Toc238637521"/>
+      <w:bookmarkStart w:id="51" w:name="_Toc238775107"/>
       <w:r>
         <w:t>La règle qui gouverne tout</w:t>
       </w:r>
@@ -20875,7 +20938,7 @@
         <w:pStyle w:val="Titre3"/>
         <w:jc w:val="both"/>
       </w:pPr>
-      <w:bookmarkStart w:id="52" w:name="_Toc238637522"/>
+      <w:bookmarkStart w:id="52" w:name="_Toc238775108"/>
       <w:r>
         <w:t>La marche à suivre</w:t>
       </w:r>
@@ -21112,7 +21175,7 @@
         <w:pStyle w:val="Titre3"/>
         <w:jc w:val="both"/>
       </w:pPr>
-      <w:bookmarkStart w:id="53" w:name="_Toc238637523"/>
+      <w:bookmarkStart w:id="53" w:name="_Toc238775109"/>
       <w:r>
         <w:t>Ce que la table vous répond</w:t>
       </w:r>
@@ -21479,7 +21542,7 @@
                     <pic:cNvPicPr/>
                   </pic:nvPicPr>
                   <pic:blipFill>
-                    <a:blip r:embed="rId41">
+                    <a:blip r:embed="rId42">
                       <a:extLst>
                         <a:ext uri="{28A0092B-C50C-407E-A947-70E740481C1C}">
                           <a14:useLocalDpi xmlns:a14="http://schemas.microsoft.com/office/drawing/2010/main" val="0"/>
@@ -21561,7 +21624,7 @@
                     <pic:cNvPicPr/>
                   </pic:nvPicPr>
                   <pic:blipFill>
-                    <a:blip r:embed="rId42">
+                    <a:blip r:embed="rId43">
                       <a:extLst>
                         <a:ext uri="{28A0092B-C50C-407E-A947-70E740481C1C}">
                           <a14:useLocalDpi xmlns:a14="http://schemas.microsoft.com/office/drawing/2010/main" val="0"/>
@@ -21694,7 +21757,7 @@
         <w:pStyle w:val="Titre2"/>
         <w:jc w:val="both"/>
       </w:pPr>
-      <w:bookmarkStart w:id="54" w:name="_Toc238637524"/>
+      <w:bookmarkStart w:id="54" w:name="_Toc238775110"/>
       <w:r>
         <w:t>Chapitre 21 — Faire le point</w:t>
       </w:r>
@@ -22139,7 +22202,7 @@
                     <pic:cNvPicPr/>
                   </pic:nvPicPr>
                   <pic:blipFill>
-                    <a:blip r:embed="rId43">
+                    <a:blip r:embed="rId44">
                       <a:extLst>
                         <a:ext uri="{28A0092B-C50C-407E-A947-70E740481C1C}">
                           <a14:useLocalDpi xmlns:a14="http://schemas.microsoft.com/office/drawing/2010/main" val="0"/>
@@ -22187,7 +22250,7 @@
         <w:pStyle w:val="Titre2"/>
         <w:jc w:val="both"/>
       </w:pPr>
-      <w:bookmarkStart w:id="55" w:name="_Toc238637525"/>
+      <w:bookmarkStart w:id="55" w:name="_Toc238775111"/>
       <w:r>
         <w:t>Chapitre 22 — Le vent trouvé</w:t>
       </w:r>
@@ -22318,7 +22381,7 @@
                     <pic:cNvPicPr/>
                   </pic:nvPicPr>
                   <pic:blipFill>
-                    <a:blip r:embed="rId44">
+                    <a:blip r:embed="rId45">
                       <a:extLst>
                         <a:ext uri="{28A0092B-C50C-407E-A947-70E740481C1C}">
                           <a14:useLocalDpi xmlns:a14="http://schemas.microsoft.com/office/drawing/2010/main" val="0"/>
@@ -22366,7 +22429,7 @@
         <w:pStyle w:val="Titre2"/>
         <w:jc w:val="both"/>
       </w:pPr>
-      <w:bookmarkStart w:id="56" w:name="_Toc238637526"/>
+      <w:bookmarkStart w:id="56" w:name="_Toc238775112"/>
       <w:r>
         <w:t>Chapitre 23 — La planchette</w:t>
       </w:r>
@@ -22467,7 +22530,7 @@
                     <pic:cNvPicPr/>
                   </pic:nvPicPr>
                   <pic:blipFill>
-                    <a:blip r:embed="rId45">
+                    <a:blip r:embed="rId46">
                       <a:extLst>
                         <a:ext uri="{28A0092B-C50C-407E-A947-70E740481C1C}">
                           <a14:useLocalDpi xmlns:a14="http://schemas.microsoft.com/office/drawing/2010/main" val="0"/>
@@ -22515,7 +22578,7 @@
         <w:pStyle w:val="Titre2"/>
         <w:jc w:val="both"/>
       </w:pPr>
-      <w:bookmarkStart w:id="57" w:name="_Toc238637527"/>
+      <w:bookmarkStart w:id="57" w:name="_Toc238775113"/>
       <w:r>
         <w:lastRenderedPageBreak/>
         <w:t>Chapitre 24 — Le report sur la carte, le recalage, le débriefing</w:t>
@@ -22620,7 +22683,7 @@
         <w:pStyle w:val="Titre3"/>
         <w:jc w:val="both"/>
       </w:pPr>
-      <w:bookmarkStart w:id="58" w:name="_Toc238637528"/>
+      <w:bookmarkStart w:id="58" w:name="_Toc238775114"/>
       <w:r>
         <w:t>Le débriefing</w:t>
       </w:r>
@@ -22720,7 +22783,7 @@
                     <pic:cNvPicPr/>
                   </pic:nvPicPr>
                   <pic:blipFill>
-                    <a:blip r:embed="rId46">
+                    <a:blip r:embed="rId47">
                       <a:extLst>
                         <a:ext uri="{28A0092B-C50C-407E-A947-70E740481C1C}">
                           <a14:useLocalDpi xmlns:a14="http://schemas.microsoft.com/office/drawing/2010/main" val="0"/>
@@ -22801,7 +22864,7 @@
                     <pic:cNvPicPr/>
                   </pic:nvPicPr>
                   <pic:blipFill>
-                    <a:blip r:embed="rId47">
+                    <a:blip r:embed="rId48">
                       <a:extLst>
                         <a:ext uri="{28A0092B-C50C-407E-A947-70E740481C1C}">
                           <a14:useLocalDpi xmlns:a14="http://schemas.microsoft.com/office/drawing/2010/main" val="0"/>
@@ -22849,7 +22912,7 @@
         <w:pStyle w:val="Titre2"/>
         <w:jc w:val="both"/>
       </w:pPr>
-      <w:bookmarkStart w:id="59" w:name="_Toc238637529"/>
+      <w:bookmarkStart w:id="59" w:name="_Toc238775115"/>
       <w:r>
         <w:t>Chapitre 25 — Réglages, langue, mises à jour</w:t>
       </w:r>
@@ -22969,7 +23032,7 @@
                     <pic:cNvPicPr/>
                   </pic:nvPicPr>
                   <pic:blipFill>
-                    <a:blip r:embed="rId48">
+                    <a:blip r:embed="rId49">
                       <a:extLst>
                         <a:ext uri="{28A0092B-C50C-407E-A947-70E740481C1C}">
                           <a14:useLocalDpi xmlns:a14="http://schemas.microsoft.com/office/drawing/2010/main" val="0"/>
@@ -23051,7 +23114,7 @@
                     <pic:cNvPicPr/>
                   </pic:nvPicPr>
                   <pic:blipFill>
-                    <a:blip r:embed="rId49">
+                    <a:blip r:embed="rId50">
                       <a:extLst>
                         <a:ext uri="{28A0092B-C50C-407E-A947-70E740481C1C}">
                           <a14:useLocalDpi xmlns:a14="http://schemas.microsoft.com/office/drawing/2010/main" val="0"/>
@@ -23100,7 +23163,7 @@
         <w:pageBreakBefore/>
         <w:jc w:val="both"/>
       </w:pPr>
-      <w:bookmarkStart w:id="60" w:name="_Toc238637530"/>
+      <w:bookmarkStart w:id="60" w:name="_Toc238775116"/>
       <w:r>
         <w:lastRenderedPageBreak/>
         <w:t>Partie V — Le vol complet</w:t>
@@ -23172,7 +23235,7 @@
         <w:pStyle w:val="Titre2"/>
         <w:jc w:val="both"/>
       </w:pPr>
-      <w:bookmarkStart w:id="61" w:name="_Toc238637531"/>
+      <w:bookmarkStart w:id="61" w:name="_Toc238775117"/>
       <w:r>
         <w:t>Avant le vol — au parking</w:t>
       </w:r>
@@ -23943,7 +24006,7 @@
         <w:pStyle w:val="Titre2"/>
         <w:jc w:val="both"/>
       </w:pPr>
-      <w:bookmarkStart w:id="62" w:name="_Toc238637532"/>
+      <w:bookmarkStart w:id="62" w:name="_Toc238775118"/>
       <w:r>
         <w:t>En vol — préparer la tournée</w:t>
       </w:r>
@@ -24291,7 +24354,7 @@
         <w:pStyle w:val="Titre2"/>
         <w:jc w:val="both"/>
       </w:pPr>
-      <w:bookmarkStart w:id="63" w:name="_Toc238637533"/>
+      <w:bookmarkStart w:id="63" w:name="_Toc238775119"/>
       <w:r>
         <w:t>Au sextant — la visée</w:t>
       </w:r>
@@ -25108,7 +25171,7 @@
         <w:pStyle w:val="Titre2"/>
         <w:jc w:val="both"/>
       </w:pPr>
-      <w:bookmarkStart w:id="64" w:name="_Toc238637534"/>
+      <w:bookmarkStart w:id="64" w:name="_Toc238775120"/>
       <w:r>
         <w:lastRenderedPageBreak/>
         <w:t>À la table — le point</w:t>
@@ -26007,7 +26070,7 @@
         <w:pageBreakBefore/>
         <w:jc w:val="both"/>
       </w:pPr>
-      <w:bookmarkStart w:id="65" w:name="_Toc238637535"/>
+      <w:bookmarkStart w:id="65" w:name="_Toc238775121"/>
       <w:r>
         <w:lastRenderedPageBreak/>
         <w:t>Partie VI — Dépannage</w:t>
@@ -26019,7 +26082,7 @@
         <w:pStyle w:val="Titre2"/>
         <w:jc w:val="both"/>
       </w:pPr>
-      <w:bookmarkStart w:id="66" w:name="_Toc238637536"/>
+      <w:bookmarkStart w:id="66" w:name="_Toc238775122"/>
       <w:r>
         <w:t>Chapitre 26 — Ce que l’application refuse, et pourquoi</w:t>
       </w:r>
@@ -26624,7 +26687,7 @@
         <w:pStyle w:val="Titre2"/>
         <w:jc w:val="both"/>
       </w:pPr>
-      <w:bookmarkStart w:id="67" w:name="_Toc238637537"/>
+      <w:bookmarkStart w:id="67" w:name="_Toc238775123"/>
       <w:r>
         <w:t>Chapitre 27 — Les pannes de liaison</w:t>
       </w:r>
@@ -27175,7 +27238,7 @@
         <w:pStyle w:val="Titre2"/>
         <w:jc w:val="both"/>
       </w:pPr>
-      <w:bookmarkStart w:id="68" w:name="_Toc238637538"/>
+      <w:bookmarkStart w:id="68" w:name="_Toc238775124"/>
       <w:r>
         <w:t>Chapitre 28 — Quand le point est mauvais</w:t>
       </w:r>
@@ -27331,7 +27394,7 @@
         <w:pageBreakBefore/>
         <w:jc w:val="both"/>
       </w:pPr>
-      <w:bookmarkStart w:id="69" w:name="_Toc238637539"/>
+      <w:bookmarkStart w:id="69" w:name="_Toc238775125"/>
       <w:r>
         <w:lastRenderedPageBreak/>
         <w:t>Annexes</w:t>
@@ -27343,7 +27406,7 @@
         <w:pStyle w:val="Titre2"/>
         <w:jc w:val="both"/>
       </w:pPr>
-      <w:bookmarkStart w:id="70" w:name="_Toc238637540"/>
+      <w:bookmarkStart w:id="70" w:name="_Toc238775126"/>
       <w:r>
         <w:t>Annexe A — Glossaire</w:t>
       </w:r>
@@ -28376,7 +28439,7 @@
         <w:pStyle w:val="Titre2"/>
         <w:jc w:val="both"/>
       </w:pPr>
-      <w:bookmarkStart w:id="71" w:name="_Toc238637541"/>
+      <w:bookmarkStart w:id="71" w:name="_Toc238775127"/>
       <w:r>
         <w:t>Annexe B — Les chiffres de l’instrument</w:t>
       </w:r>
@@ -29175,7 +29238,7 @@
         <w:pStyle w:val="Titre2"/>
         <w:jc w:val="both"/>
       </w:pPr>
-      <w:bookmarkStart w:id="72" w:name="_Toc238637542"/>
+      <w:bookmarkStart w:id="72" w:name="_Toc238775128"/>
       <w:r>
         <w:t>Annexe C — Fichiers et dossiers</w:t>
       </w:r>
@@ -29786,7 +29849,7 @@
         <w:pStyle w:val="Titre3"/>
         <w:jc w:val="both"/>
       </w:pPr>
-      <w:bookmarkStart w:id="73" w:name="_Toc238637543"/>
+      <w:bookmarkStart w:id="73" w:name="_Toc238775129"/>
       <w:r>
         <w:t>Changer le dossier de travail ou le port</w:t>
       </w:r>
@@ -29988,7 +30051,7 @@
         <w:pStyle w:val="Titre2"/>
         <w:jc w:val="both"/>
       </w:pPr>
-      <w:bookmarkStart w:id="74" w:name="_Toc238637544"/>
+      <w:bookmarkStart w:id="74" w:name="_Toc238775130"/>
       <w:r>
         <w:t>Annexe D — Gestes et raccourcis</w:t>
       </w:r>
@@ -30492,7 +30555,7 @@
         <w:pStyle w:val="Titre2"/>
         <w:jc w:val="both"/>
       </w:pPr>
-      <w:bookmarkStart w:id="75" w:name="_Toc238637545"/>
+      <w:bookmarkStart w:id="75" w:name="_Toc238775131"/>
       <w:r>
         <w:t>Annexe E — Domaine de validité</w:t>
       </w:r>
@@ -30560,7 +30623,7 @@
         <w:pStyle w:val="Titre2"/>
         <w:jc w:val="both"/>
       </w:pPr>
-      <w:bookmarkStart w:id="76" w:name="_Toc238637546"/>
+      <w:bookmarkStart w:id="76" w:name="_Toc238775132"/>
       <w:r>
         <w:t xml:space="preserve">Annexe </w:t>
       </w:r>
@@ -30656,12 +30719,12 @@
       </w:r>
     </w:p>
     <w:sectPr>
-      <w:headerReference w:type="even" r:id="rId50"/>
-      <w:headerReference w:type="default" r:id="rId51"/>
-      <w:footerReference w:type="even" r:id="rId52"/>
-      <w:footerReference w:type="default" r:id="rId53"/>
-      <w:headerReference w:type="first" r:id="rId54"/>
-      <w:footerReference w:type="first" r:id="rId55"/>
+      <w:headerReference w:type="even" r:id="rId51"/>
+      <w:headerReference w:type="default" r:id="rId52"/>
+      <w:footerReference w:type="even" r:id="rId53"/>
+      <w:footerReference w:type="default" r:id="rId54"/>
+      <w:headerReference w:type="first" r:id="rId55"/>
+      <w:footerReference w:type="first" r:id="rId56"/>
       <w:pgSz w:w="11906" w:h="16838"/>
       <w:pgMar w:top="1440" w:right="1440" w:bottom="1440" w:left="1440" w:header="708" w:footer="708" w:gutter="0"/>
       <w:cols w:space="720"/>
@@ -32141,6 +32204,8 @@
     <w:rsid w:val="00AB23E7"/>
     <w:rsid w:val="00C36926"/>
     <w:rsid w:val="00C47932"/>
+    <w:rsid w:val="00E47385"/>
+    <w:rsid w:val="00F60717"/>
     <w:rsid w:val="00FD37C2"/>
   </w:rsids>
   <m:mathPr>
@@ -32909,4 +32974,16 @@
     </a:ext>
   </a:extLst>
 </a:theme>
+</file>
+
+<file path=customXml/item1.xml><?xml version="1.0" encoding="utf-8"?>
+<b:Sources xmlns:b="http://schemas.openxmlformats.org/officeDocument/2006/bibliography" xmlns="http://schemas.openxmlformats.org/officeDocument/2006/bibliography" SelectedStyle="\APASixthEditionOfficeOnline.xsl" StyleName="APA" Version="6"/>
+</file>
+
+<file path=customXml/itemProps1.xml><?xml version="1.0" encoding="utf-8"?>
+<ds:datastoreItem xmlns:ds="http://schemas.openxmlformats.org/officeDocument/2006/customXml" ds:itemID="{99CB9950-36EF-4F72-8125-30D22D5E640F}">
+  <ds:schemaRefs>
+    <ds:schemaRef ds:uri="http://schemas.openxmlformats.org/officeDocument/2006/bibliography"/>
+  </ds:schemaRefs>
+</ds:datastoreItem>
 </file>